--- a/generated-contracts/src/main/resources/templates/03PhieuBaoDamQSDD.docx
+++ b/generated-contracts/src/main/resources/templates/03PhieuBaoDamQSDD.docx
@@ -1,6 +1,6 @@
 
 <file path=word/document.xml><?xml version="1.0" encoding="utf-8"?>
-<w:document xmlns:wpc="http://schemas.microsoft.com/office/word/2010/wordprocessingCanvas" xmlns:cx="http://schemas.microsoft.com/office/drawing/2014/chartex" xmlns:mc="http://schemas.openxmlformats.org/markup-compatibility/2006" xmlns:o="urn:schemas-microsoft-com:office:office" xmlns:r="http://schemas.openxmlformats.org/officeDocument/2006/relationships" xmlns:m="http://schemas.openxmlformats.org/officeDocument/2006/math" xmlns:v="urn:schemas-microsoft-com:vml" xmlns:wp14="http://schemas.microsoft.com/office/word/2010/wordprocessingDrawing" xmlns:wp="http://schemas.openxmlformats.org/drawingml/2006/wordprocessingDrawing" xmlns:w10="urn:schemas-microsoft-com:office:word" xmlns:w="http://schemas.openxmlformats.org/wordprocessingml/2006/main" xmlns:w14="http://schemas.microsoft.com/office/word/2010/wordml" xmlns:w15="http://schemas.microsoft.com/office/word/2012/wordml" xmlns:w16se="http://schemas.microsoft.com/office/word/2015/wordml/symex" xmlns:wpg="http://schemas.microsoft.com/office/word/2010/wordprocessingGroup" xmlns:wpi="http://schemas.microsoft.com/office/word/2010/wordprocessingInk" xmlns:wne="http://schemas.microsoft.com/office/word/2006/wordml" xmlns:wps="http://schemas.microsoft.com/office/word/2010/wordprocessingShape" mc:Ignorable="w14 w15 w16se wp14">
+<w:document xmlns:wpc="http://schemas.microsoft.com/office/word/2010/wordprocessingCanvas" xmlns:cx="http://schemas.microsoft.com/office/drawing/2014/chartex" xmlns:cx1="http://schemas.microsoft.com/office/drawing/2015/9/8/chartex" xmlns:cx2="http://schemas.microsoft.com/office/drawing/2015/10/21/chartex" xmlns:cx3="http://schemas.microsoft.com/office/drawing/2016/5/9/chartex" xmlns:cx4="http://schemas.microsoft.com/office/drawing/2016/5/10/chartex" xmlns:cx5="http://schemas.microsoft.com/office/drawing/2016/5/11/chartex" xmlns:cx6="http://schemas.microsoft.com/office/drawing/2016/5/12/chartex" xmlns:cx7="http://schemas.microsoft.com/office/drawing/2016/5/13/chartex" xmlns:cx8="http://schemas.microsoft.com/office/drawing/2016/5/14/chartex" xmlns:mc="http://schemas.openxmlformats.org/markup-compatibility/2006" xmlns:aink="http://schemas.microsoft.com/office/drawing/2016/ink" xmlns:am3d="http://schemas.microsoft.com/office/drawing/2017/model3d" xmlns:o="urn:schemas-microsoft-com:office:office" xmlns:oel="http://schemas.microsoft.com/office/2019/extlst" xmlns:r="http://schemas.openxmlformats.org/officeDocument/2006/relationships" xmlns:m="http://schemas.openxmlformats.org/officeDocument/2006/math" xmlns:v="urn:schemas-microsoft-com:vml" xmlns:wp14="http://schemas.microsoft.com/office/word/2010/wordprocessingDrawing" xmlns:wp="http://schemas.openxmlformats.org/drawingml/2006/wordprocessingDrawing" xmlns:w10="urn:schemas-microsoft-com:office:word" xmlns:w="http://schemas.openxmlformats.org/wordprocessingml/2006/main" xmlns:w14="http://schemas.microsoft.com/office/word/2010/wordml" xmlns:w15="http://schemas.microsoft.com/office/word/2012/wordml" xmlns:w16cex="http://schemas.microsoft.com/office/word/2018/wordml/cex" xmlns:w16cid="http://schemas.microsoft.com/office/word/2016/wordml/cid" xmlns:w16="http://schemas.microsoft.com/office/word/2018/wordml" xmlns:w16du="http://schemas.microsoft.com/office/word/2023/wordml/word16du" xmlns:w16sdtdh="http://schemas.microsoft.com/office/word/2020/wordml/sdtdatahash" xmlns:w16sdtfl="http://schemas.microsoft.com/office/word/2024/wordml/sdtformatlock" xmlns:w16se="http://schemas.microsoft.com/office/word/2015/wordml/symex" xmlns:wpg="http://schemas.microsoft.com/office/word/2010/wordprocessingGroup" xmlns:wpi="http://schemas.microsoft.com/office/word/2010/wordprocessingInk" xmlns:wne="http://schemas.microsoft.com/office/word/2006/wordml" xmlns:wps="http://schemas.microsoft.com/office/word/2010/wordprocessingShape" mc:Ignorable="w14 w15 w16se w16cid w16 w16cex w16sdtdh w16sdtfl w16du wp14">
   <w:body>
     <w:tbl>
       <w:tblPr>
@@ -158,7 +158,7 @@
                 </mc:Choice>
                 <mc:Fallback>
                   <w:pict>
-                    <v:line w14:anchorId="184CC0D0" id="Straight Connector 1" o:spid="_x0000_s1026" style="position:absolute;z-index:251659264;visibility:visible;mso-wrap-style:square;mso-wrap-distance-left:9pt;mso-wrap-distance-top:0;mso-wrap-distance-right:9pt;mso-wrap-distance-bottom:0;mso-position-horizontal:absolute;mso-position-horizontal-relative:text;mso-position-vertical:absolute;mso-position-vertical-relative:text" from="75.4pt,4.65pt" to="228.4pt,4.65pt" o:gfxdata="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" strokecolor="black [3040]"/>
+                    <v:line w14:anchorId="18EA0BFD" id="Straight Connector 1" o:spid="_x0000_s1026" style="position:absolute;z-index:251659264;visibility:visible;mso-wrap-style:square;mso-wrap-distance-left:9pt;mso-wrap-distance-top:0;mso-wrap-distance-right:9pt;mso-wrap-distance-bottom:0;mso-position-horizontal:absolute;mso-position-horizontal-relative:text;mso-position-vertical:absolute;mso-position-vertical-relative:text" from="75.4pt,4.65pt" to="228.4pt,4.65pt" o:gfxdata="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" strokecolor="black [3040]"/>
                   </w:pict>
                 </mc:Fallback>
               </mc:AlternateContent>
@@ -400,8 +400,20 @@
                 <w:sz w:val="24"/>
                 <w:szCs w:val="26"/>
               </w:rPr>
-              <w:t>Quyển số….số</w:t>
-            </w:r>
+              <w:t>Quyển số</w:t>
+            </w:r>
+            <w:proofErr w:type="gramStart"/>
+            <w:r>
+              <w:rPr>
+                <w:rFonts w:eastAsia="Times New Roman" w:cs="Times New Roman"/>
+                <w:i/>
+                <w:iCs/>
+                <w:sz w:val="24"/>
+                <w:szCs w:val="26"/>
+              </w:rPr>
+              <w:t>….số</w:t>
+            </w:r>
+            <w:proofErr w:type="gramEnd"/>
             <w:r>
               <w:rPr>
                 <w:rFonts w:eastAsia="Times New Roman" w:cs="Times New Roman"/>
@@ -488,40 +500,6 @@
           <w:szCs w:val="26"/>
         </w:rPr>
       </w:pPr>
-      <w:r>
-        <w:rPr>
-          <w:rFonts w:cs="Times New Roman"/>
-          <w:sz w:val="24"/>
-          <w:szCs w:val="24"/>
-        </w:rPr>
-        <w:pict w14:anchorId="69B734AA">
-          <v:shape id="Decagon 5" o:spid="_x0000_s1026" style="position:absolute;margin-left:432.6pt;margin-top:-170.15pt;width:57.75pt;height:43.5pt;z-index:251661312;visibility:visible;mso-wrap-distance-left:9pt;mso-wrap-distance-top:0;mso-wrap-distance-right:9pt;mso-wrap-distance-bottom:0;mso-position-horizontal-relative:text;mso-position-vertical-relative:text;mso-width-relative:margin;mso-height-relative:margin;v-text-anchor:middle" coordsize="1019175,885825" o:spt="100" o:gfxdata="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" adj="-11796480,,5400" path="m,442913l97323,169178,352116,1r314943,l921852,169178r97323,273735l921852,716647,667059,885824r-314943,l97323,716647,,442913xe" fillcolor="white [3201]" strokecolor="black [3200]" strokeweight="2pt">
-            <v:stroke joinstyle="miter"/>
-            <v:formulas/>
-            <v:path arrowok="t" o:connecttype="custom" o:connectlocs="0,442913;97323,169178;352116,1;667059,1;921852,169178;1019175,442913;921852,716647;667059,885824;352116,885824;97323,716647;0,442913" o:connectangles="0,0,0,0,0,0,0,0,0,0,0" textboxrect="0,0,1019175,885825"/>
-            <v:textbox style="mso-next-textbox:#Decagon 5">
-              <w:txbxContent>
-                <w:p>
-                  <w:pPr>
-                    <w:jc w:val="center"/>
-                    <w:rPr>
-                      <w:b/>
-                      <w:sz w:val="68"/>
-                    </w:rPr>
-                  </w:pPr>
-                  <w:r>
-                    <w:rPr>
-                      <w:b/>
-                      <w:sz w:val="68"/>
-                    </w:rPr>
-                    <w:t>03</w:t>
-                  </w:r>
-                </w:p>
-              </w:txbxContent>
-            </v:textbox>
-          </v:shape>
-        </w:pict>
-      </w:r>
       <w:r>
         <w:rPr>
           <w:rFonts w:eastAsia="Times New Roman" w:cs="Times New Roman"/>
@@ -873,7 +851,29 @@
                 <w:sz w:val="24"/>
                 <w:szCs w:val="24"/>
               </w:rPr>
-              <w:t xml:space="preserve">(nếu có):…  </w:t>
+              <w:t>(nếu có</w:t>
+            </w:r>
+            <w:proofErr w:type="gramStart"/>
+            <w:r>
+              <w:rPr>
+                <w:rFonts w:eastAsia="Times New Roman" w:cs="Times New Roman"/>
+                <w:i/>
+                <w:iCs/>
+                <w:sz w:val="24"/>
+                <w:szCs w:val="24"/>
+              </w:rPr>
+              <w:t>):…</w:t>
+            </w:r>
+            <w:proofErr w:type="gramEnd"/>
+            <w:r>
+              <w:rPr>
+                <w:rFonts w:eastAsia="Times New Roman" w:cs="Times New Roman"/>
+                <w:i/>
+                <w:iCs/>
+                <w:sz w:val="24"/>
+                <w:szCs w:val="24"/>
+              </w:rPr>
+              <w:t xml:space="preserve">  </w:t>
             </w:r>
             <w:r>
               <w:rPr>
@@ -1179,7 +1179,7 @@
               <w:spacing w:after="0" w:line="240" w:lineRule="auto"/>
               <w:rPr>
                 <w:rFonts w:eastAsia="Times New Roman" w:cs="Times New Roman"/>
-                <w:color w:val="222222"/>
+                <w:iCs/>
                 <w:sz w:val="24"/>
                 <w:szCs w:val="24"/>
               </w:rPr>
@@ -1218,32 +1218,39 @@
               </w:rPr>
               <w:t>(viết chữ IN HOA)</w:t>
             </w:r>
-          </w:p>
-          <w:p>
-            <w:pPr>
-              <w:spacing w:after="0" w:line="240" w:lineRule="auto"/>
-              <w:rPr>
-                <w:rFonts w:cs="Times New Roman"/>
-                <w:sz w:val="24"/>
-                <w:szCs w:val="24"/>
-              </w:rPr>
-            </w:pPr>
-            <w:r>
-              <w:rPr>
-                <w:rFonts w:cs="Times New Roman"/>
+            <w:r>
+              <w:rPr>
+                <w:rFonts w:eastAsia="Times New Roman" w:cs="Times New Roman"/>
+                <w:iCs/>
+                <w:sz w:val="24"/>
+                <w:szCs w:val="24"/>
+              </w:rPr>
+              <w:t xml:space="preserve"> </w:t>
+            </w:r>
+          </w:p>
+          <w:p>
+            <w:pPr>
+              <w:spacing w:after="0" w:line="240" w:lineRule="auto"/>
+              <w:rPr>
+                <w:rFonts w:eastAsia="Times New Roman" w:cs="Times New Roman"/>
+                <w:color w:val="222222"/>
+                <w:sz w:val="24"/>
+                <w:szCs w:val="24"/>
+              </w:rPr>
+            </w:pPr>
+            <w:r>
+              <w:rPr>
                 <w:b/>
-                <w:sz w:val="24"/>
-                <w:szCs w:val="24"/>
+                <w:bCs/>
+                <w:sz w:val="24"/>
               </w:rPr>
               <w:t>{{khbd}}</w:t>
             </w:r>
             <w:r>
               <w:rPr>
-                <w:rFonts w:cs="Times New Roman"/>
-                <w:sz w:val="24"/>
-                <w:szCs w:val="24"/>
-              </w:rPr>
-              <w:t xml:space="preserve">     </w:t>
+                <w:sz w:val="24"/>
+              </w:rPr>
+              <w:t xml:space="preserve">; </w:t>
             </w:r>
             <w:r>
               <w:rPr>
@@ -1528,6 +1535,7 @@
               </w:rPr>
               <w:t>(nếu có</w:t>
             </w:r>
+            <w:proofErr w:type="gramStart"/>
             <w:r>
               <w:rPr>
                 <w:rFonts w:eastAsia="Times New Roman" w:cs="Times New Roman"/>
@@ -1544,16 +1552,45 @@
                 <w:sz w:val="24"/>
                 <w:szCs w:val="24"/>
               </w:rPr>
-              <w:t>Fax </w:t>
-            </w:r>
-            <w:r>
-              <w:rPr>
-                <w:rFonts w:eastAsia="Times New Roman" w:cs="Times New Roman"/>
-                <w:iCs/>
-                <w:sz w:val="24"/>
-                <w:szCs w:val="24"/>
-              </w:rPr>
-              <w:t>(nếu có):……</w:t>
+              <w:t>Fax</w:t>
+            </w:r>
+            <w:proofErr w:type="gramEnd"/>
+            <w:r>
+              <w:rPr>
+                <w:rFonts w:eastAsia="Times New Roman" w:cs="Times New Roman"/>
+                <w:sz w:val="24"/>
+                <w:szCs w:val="24"/>
+              </w:rPr>
+              <w:t> </w:t>
+            </w:r>
+            <w:r>
+              <w:rPr>
+                <w:rFonts w:eastAsia="Times New Roman" w:cs="Times New Roman"/>
+                <w:iCs/>
+                <w:sz w:val="24"/>
+                <w:szCs w:val="24"/>
+              </w:rPr>
+              <w:t>(nếu có</w:t>
+            </w:r>
+            <w:proofErr w:type="gramStart"/>
+            <w:r>
+              <w:rPr>
+                <w:rFonts w:eastAsia="Times New Roman" w:cs="Times New Roman"/>
+                <w:iCs/>
+                <w:sz w:val="24"/>
+                <w:szCs w:val="24"/>
+              </w:rPr>
+              <w:t>):…</w:t>
+            </w:r>
+            <w:proofErr w:type="gramEnd"/>
+            <w:r>
+              <w:rPr>
+                <w:rFonts w:eastAsia="Times New Roman" w:cs="Times New Roman"/>
+                <w:iCs/>
+                <w:sz w:val="24"/>
+                <w:szCs w:val="24"/>
+              </w:rPr>
+              <w:t>…</w:t>
             </w:r>
             <w:r>
               <w:rPr>
@@ -1570,8 +1607,39 @@
                 <w:sz w:val="24"/>
                 <w:szCs w:val="24"/>
               </w:rPr>
-              <w:t>(nếu có):………………..</w:t>
-            </w:r>
+              <w:t>(nếu có</w:t>
+            </w:r>
+            <w:proofErr w:type="gramStart"/>
+            <w:r>
+              <w:rPr>
+                <w:rFonts w:eastAsia="Times New Roman" w:cs="Times New Roman"/>
+                <w:iCs/>
+                <w:sz w:val="24"/>
+                <w:szCs w:val="24"/>
+              </w:rPr>
+              <w:t>):…</w:t>
+            </w:r>
+            <w:proofErr w:type="gramEnd"/>
+            <w:r>
+              <w:rPr>
+                <w:rFonts w:eastAsia="Times New Roman" w:cs="Times New Roman"/>
+                <w:iCs/>
+                <w:sz w:val="24"/>
+                <w:szCs w:val="24"/>
+              </w:rPr>
+              <w:t>…………</w:t>
+            </w:r>
+            <w:proofErr w:type="gramStart"/>
+            <w:r>
+              <w:rPr>
+                <w:rFonts w:eastAsia="Times New Roman" w:cs="Times New Roman"/>
+                <w:iCs/>
+                <w:sz w:val="24"/>
+                <w:szCs w:val="24"/>
+              </w:rPr>
+              <w:t>…..</w:t>
+            </w:r>
+            <w:proofErr w:type="gramEnd"/>
           </w:p>
           <w:p>
             <w:pPr>
@@ -2096,15 +2164,33 @@
                 <w:sz w:val="24"/>
                 <w:szCs w:val="24"/>
               </w:rPr>
-              <w:t>Số điện thoại </w:t>
-            </w:r>
-            <w:r>
-              <w:rPr>
-                <w:rFonts w:eastAsia="Times New Roman" w:cs="Times New Roman"/>
-                <w:sz w:val="24"/>
-                <w:szCs w:val="24"/>
-              </w:rPr>
-              <w:t xml:space="preserve">: </w:t>
+              <w:t xml:space="preserve">Số điện </w:t>
+            </w:r>
+            <w:proofErr w:type="gramStart"/>
+            <w:r>
+              <w:rPr>
+                <w:rFonts w:eastAsia="Times New Roman" w:cs="Times New Roman"/>
+                <w:sz w:val="24"/>
+                <w:szCs w:val="24"/>
+              </w:rPr>
+              <w:t>thoại </w:t>
+            </w:r>
+            <w:r>
+              <w:rPr>
+                <w:rFonts w:eastAsia="Times New Roman" w:cs="Times New Roman"/>
+                <w:sz w:val="24"/>
+                <w:szCs w:val="24"/>
+              </w:rPr>
+              <w:t>:</w:t>
+            </w:r>
+            <w:proofErr w:type="gramEnd"/>
+            <w:r>
+              <w:rPr>
+                <w:rFonts w:eastAsia="Times New Roman" w:cs="Times New Roman"/>
+                <w:sz w:val="24"/>
+                <w:szCs w:val="24"/>
+              </w:rPr>
+              <w:t xml:space="preserve"> </w:t>
             </w:r>
             <w:r>
               <w:rPr>
@@ -2889,7 +2975,18 @@
                 <w:sz w:val="24"/>
                 <w:szCs w:val="24"/>
               </w:rPr>
-              <w:t>Số phát hành:</w:t>
+              <w:t xml:space="preserve">Số phát </w:t>
+            </w:r>
+            <w:proofErr w:type="gramStart"/>
+            <w:r>
+              <w:rPr>
+                <w:rFonts w:eastAsia="Times New Roman" w:cs="Times New Roman"/>
+                <w:i/>
+                <w:iCs/>
+                <w:sz w:val="24"/>
+                <w:szCs w:val="24"/>
+              </w:rPr>
+              <w:t>hành:</w:t>
             </w:r>
             <w:r>
               <w:rPr>
@@ -2900,54 +2997,119 @@
               </w:rPr>
               <w:t>……..</w:t>
             </w:r>
-            <w:r>
-              <w:rPr>
-                <w:rFonts w:eastAsia="Times New Roman" w:cs="Times New Roman"/>
-                <w:i/>
-                <w:iCs/>
-                <w:sz w:val="24"/>
-                <w:szCs w:val="24"/>
-              </w:rPr>
-              <w:t> :số vào sổ cấp giấy:</w:t>
-            </w:r>
-            <w:r>
-              <w:rPr>
-                <w:rFonts w:eastAsia="Times New Roman" w:cs="Times New Roman"/>
-                <w:iCs/>
-                <w:sz w:val="24"/>
-                <w:szCs w:val="24"/>
-              </w:rPr>
-              <w:t>………</w:t>
-            </w:r>
-          </w:p>
-          <w:p>
-            <w:pPr>
-              <w:spacing w:after="0" w:line="240" w:lineRule="auto"/>
-              <w:rPr>
-                <w:rFonts w:eastAsia="Times New Roman" w:cs="Times New Roman"/>
-                <w:color w:val="222222"/>
-                <w:sz w:val="24"/>
-                <w:szCs w:val="24"/>
-              </w:rPr>
-            </w:pPr>
-            <w:r>
-              <w:rPr>
-                <w:rFonts w:eastAsia="Times New Roman" w:cs="Times New Roman"/>
-                <w:i/>
-                <w:iCs/>
-                <w:sz w:val="24"/>
-                <w:szCs w:val="24"/>
-              </w:rPr>
-              <w:t>Cơ quan cấp:</w:t>
-            </w:r>
-            <w:r>
-              <w:rPr>
-                <w:rFonts w:eastAsia="Times New Roman" w:cs="Times New Roman"/>
-                <w:iCs/>
-                <w:sz w:val="24"/>
-                <w:szCs w:val="24"/>
-              </w:rPr>
-              <w:t>…….,</w:t>
+            <w:proofErr w:type="gramEnd"/>
+            <w:r>
+              <w:rPr>
+                <w:rFonts w:eastAsia="Times New Roman" w:cs="Times New Roman"/>
+                <w:i/>
+                <w:iCs/>
+                <w:sz w:val="24"/>
+                <w:szCs w:val="24"/>
+              </w:rPr>
+              <w:t> </w:t>
+            </w:r>
+            <w:proofErr w:type="gramStart"/>
+            <w:r>
+              <w:rPr>
+                <w:rFonts w:eastAsia="Times New Roman" w:cs="Times New Roman"/>
+                <w:i/>
+                <w:iCs/>
+                <w:sz w:val="24"/>
+                <w:szCs w:val="24"/>
+              </w:rPr>
+              <w:t>:số</w:t>
+            </w:r>
+            <w:proofErr w:type="gramEnd"/>
+            <w:r>
+              <w:rPr>
+                <w:rFonts w:eastAsia="Times New Roman" w:cs="Times New Roman"/>
+                <w:i/>
+                <w:iCs/>
+                <w:sz w:val="24"/>
+                <w:szCs w:val="24"/>
+              </w:rPr>
+              <w:t xml:space="preserve"> vào sổ cấp </w:t>
+            </w:r>
+            <w:proofErr w:type="gramStart"/>
+            <w:r>
+              <w:rPr>
+                <w:rFonts w:eastAsia="Times New Roman" w:cs="Times New Roman"/>
+                <w:i/>
+                <w:iCs/>
+                <w:sz w:val="24"/>
+                <w:szCs w:val="24"/>
+              </w:rPr>
+              <w:t>giấy:</w:t>
+            </w:r>
+            <w:r>
+              <w:rPr>
+                <w:rFonts w:eastAsia="Times New Roman" w:cs="Times New Roman"/>
+                <w:iCs/>
+                <w:sz w:val="24"/>
+                <w:szCs w:val="24"/>
+              </w:rPr>
+              <w:t>…</w:t>
+            </w:r>
+            <w:proofErr w:type="gramEnd"/>
+            <w:r>
+              <w:rPr>
+                <w:rFonts w:eastAsia="Times New Roman" w:cs="Times New Roman"/>
+                <w:iCs/>
+                <w:sz w:val="24"/>
+                <w:szCs w:val="24"/>
+              </w:rPr>
+              <w:t>……</w:t>
+            </w:r>
+          </w:p>
+          <w:p>
+            <w:pPr>
+              <w:spacing w:after="0" w:line="240" w:lineRule="auto"/>
+              <w:rPr>
+                <w:rFonts w:eastAsia="Times New Roman" w:cs="Times New Roman"/>
+                <w:color w:val="222222"/>
+                <w:sz w:val="24"/>
+                <w:szCs w:val="24"/>
+              </w:rPr>
+            </w:pPr>
+            <w:r>
+              <w:rPr>
+                <w:rFonts w:eastAsia="Times New Roman" w:cs="Times New Roman"/>
+                <w:i/>
+                <w:iCs/>
+                <w:sz w:val="24"/>
+                <w:szCs w:val="24"/>
+              </w:rPr>
+              <w:t xml:space="preserve">Cơ quan </w:t>
+            </w:r>
+            <w:proofErr w:type="gramStart"/>
+            <w:r>
+              <w:rPr>
+                <w:rFonts w:eastAsia="Times New Roman" w:cs="Times New Roman"/>
+                <w:i/>
+                <w:iCs/>
+                <w:sz w:val="24"/>
+                <w:szCs w:val="24"/>
+              </w:rPr>
+              <w:t>cấp:</w:t>
+            </w:r>
+            <w:r>
+              <w:rPr>
+                <w:rFonts w:eastAsia="Times New Roman" w:cs="Times New Roman"/>
+                <w:iCs/>
+                <w:sz w:val="24"/>
+                <w:szCs w:val="24"/>
+              </w:rPr>
+              <w:t>…</w:t>
+            </w:r>
+            <w:proofErr w:type="gramEnd"/>
+            <w:r>
+              <w:rPr>
+                <w:rFonts w:eastAsia="Times New Roman" w:cs="Times New Roman"/>
+                <w:iCs/>
+                <w:sz w:val="24"/>
+                <w:szCs w:val="24"/>
+              </w:rPr>
+              <w:t>….,</w:t>
             </w:r>
             <w:r>
               <w:rPr>
@@ -2959,6 +3121,7 @@
               </w:rPr>
               <w:t> ngày</w:t>
             </w:r>
+            <w:proofErr w:type="gramStart"/>
             <w:r>
               <w:rPr>
                 <w:rFonts w:eastAsia="Times New Roman" w:cs="Times New Roman"/>
@@ -2968,6 +3131,7 @@
               </w:rPr>
               <w:t>…..</w:t>
             </w:r>
+            <w:proofErr w:type="gramEnd"/>
             <w:r>
               <w:rPr>
                 <w:rFonts w:eastAsia="Times New Roman" w:cs="Times New Roman"/>
@@ -2978,6 +3142,7 @@
               </w:rPr>
               <w:t>tháng</w:t>
             </w:r>
+            <w:proofErr w:type="gramStart"/>
             <w:r>
               <w:rPr>
                 <w:rFonts w:eastAsia="Times New Roman" w:cs="Times New Roman"/>
@@ -2987,6 +3152,7 @@
               </w:rPr>
               <w:t>…..</w:t>
             </w:r>
+            <w:proofErr w:type="gramEnd"/>
             <w:r>
               <w:rPr>
                 <w:rFonts w:eastAsia="Times New Roman" w:cs="Times New Roman"/>
@@ -2997,6 +3163,7 @@
               </w:rPr>
               <w:t>năm</w:t>
             </w:r>
+            <w:proofErr w:type="gramStart"/>
             <w:r>
               <w:rPr>
                 <w:rFonts w:eastAsia="Times New Roman" w:cs="Times New Roman"/>
@@ -3006,6 +3173,7 @@
               </w:rPr>
               <w:t>…..</w:t>
             </w:r>
+            <w:proofErr w:type="gramEnd"/>
           </w:p>
           <w:p>
             <w:pPr>
@@ -3040,7 +3208,25 @@
                 <w:sz w:val="24"/>
                 <w:szCs w:val="24"/>
               </w:rPr>
-              <w:t>Số của thửa đất nơi có tài sản:….;</w:t>
+              <w:t xml:space="preserve">Số của thửa đất nơi có tài </w:t>
+            </w:r>
+            <w:proofErr w:type="gramStart"/>
+            <w:r>
+              <w:rPr>
+                <w:rFonts w:eastAsia="Times New Roman" w:cs="Times New Roman"/>
+                <w:sz w:val="24"/>
+                <w:szCs w:val="24"/>
+              </w:rPr>
+              <w:t>sản:…</w:t>
+            </w:r>
+            <w:proofErr w:type="gramEnd"/>
+            <w:r>
+              <w:rPr>
+                <w:rFonts w:eastAsia="Times New Roman" w:cs="Times New Roman"/>
+                <w:sz w:val="24"/>
+                <w:szCs w:val="24"/>
+              </w:rPr>
+              <w:t>.;</w:t>
             </w:r>
             <w:r>
               <w:rPr>
@@ -3067,17 +3253,49 @@
                 <w:sz w:val="24"/>
                 <w:szCs w:val="24"/>
               </w:rPr>
-              <w:t>(nếu có):</w:t>
-            </w:r>
-            <w:r>
-              <w:rPr>
-                <w:rFonts w:eastAsia="Times New Roman" w:cs="Times New Roman"/>
-                <w:iCs/>
-                <w:sz w:val="24"/>
-                <w:szCs w:val="24"/>
-              </w:rPr>
-              <w:t>……………………………..</w:t>
-            </w:r>
+              <w:t>(nếu có</w:t>
+            </w:r>
+            <w:proofErr w:type="gramStart"/>
+            <w:r>
+              <w:rPr>
+                <w:rFonts w:eastAsia="Times New Roman" w:cs="Times New Roman"/>
+                <w:i/>
+                <w:iCs/>
+                <w:sz w:val="24"/>
+                <w:szCs w:val="24"/>
+              </w:rPr>
+              <w:t>):</w:t>
+            </w:r>
+            <w:r>
+              <w:rPr>
+                <w:rFonts w:eastAsia="Times New Roman" w:cs="Times New Roman"/>
+                <w:iCs/>
+                <w:sz w:val="24"/>
+                <w:szCs w:val="24"/>
+              </w:rPr>
+              <w:t>…</w:t>
+            </w:r>
+            <w:proofErr w:type="gramEnd"/>
+            <w:r>
+              <w:rPr>
+                <w:rFonts w:eastAsia="Times New Roman" w:cs="Times New Roman"/>
+                <w:iCs/>
+                <w:sz w:val="24"/>
+                <w:szCs w:val="24"/>
+              </w:rPr>
+              <w:t>………………………</w:t>
+            </w:r>
+            <w:proofErr w:type="gramStart"/>
+            <w:r>
+              <w:rPr>
+                <w:rFonts w:eastAsia="Times New Roman" w:cs="Times New Roman"/>
+                <w:iCs/>
+                <w:sz w:val="24"/>
+                <w:szCs w:val="24"/>
+              </w:rPr>
+              <w:t>…..</w:t>
+            </w:r>
+            <w:proofErr w:type="gramEnd"/>
           </w:p>
           <w:p>
             <w:pPr>
@@ -3220,27 +3438,59 @@
                 <w:sz w:val="24"/>
                 <w:szCs w:val="24"/>
               </w:rPr>
-              <w:t>………,</w:t>
-            </w:r>
-            <w:r>
-              <w:rPr>
-                <w:rFonts w:eastAsia="Times New Roman" w:cs="Times New Roman"/>
-                <w:i/>
-                <w:iCs/>
-                <w:sz w:val="24"/>
-                <w:szCs w:val="24"/>
-              </w:rPr>
-              <w:t>    số vào sổ cấp giấy: </w:t>
-            </w:r>
-            <w:r>
-              <w:rPr>
-                <w:rFonts w:eastAsia="Times New Roman" w:cs="Times New Roman"/>
-                <w:iCs/>
-                <w:sz w:val="24"/>
-                <w:szCs w:val="24"/>
-              </w:rPr>
-              <w:t>……………..</w:t>
-            </w:r>
+              <w:t>……</w:t>
+            </w:r>
+            <w:proofErr w:type="gramStart"/>
+            <w:r>
+              <w:rPr>
+                <w:rFonts w:eastAsia="Times New Roman" w:cs="Times New Roman"/>
+                <w:iCs/>
+                <w:sz w:val="24"/>
+                <w:szCs w:val="24"/>
+              </w:rPr>
+              <w:t>…,</w:t>
+            </w:r>
+            <w:r>
+              <w:rPr>
+                <w:rFonts w:eastAsia="Times New Roman" w:cs="Times New Roman"/>
+                <w:i/>
+                <w:iCs/>
+                <w:sz w:val="24"/>
+                <w:szCs w:val="24"/>
+              </w:rPr>
+              <w:t>   </w:t>
+            </w:r>
+            <w:proofErr w:type="gramEnd"/>
+            <w:r>
+              <w:rPr>
+                <w:rFonts w:eastAsia="Times New Roman" w:cs="Times New Roman"/>
+                <w:i/>
+                <w:iCs/>
+                <w:sz w:val="24"/>
+                <w:szCs w:val="24"/>
+              </w:rPr>
+              <w:t> số vào sổ cấp giấy: </w:t>
+            </w:r>
+            <w:r>
+              <w:rPr>
+                <w:rFonts w:eastAsia="Times New Roman" w:cs="Times New Roman"/>
+                <w:iCs/>
+                <w:sz w:val="24"/>
+                <w:szCs w:val="24"/>
+              </w:rPr>
+              <w:t>…………</w:t>
+            </w:r>
+            <w:proofErr w:type="gramStart"/>
+            <w:r>
+              <w:rPr>
+                <w:rFonts w:eastAsia="Times New Roman" w:cs="Times New Roman"/>
+                <w:iCs/>
+                <w:sz w:val="24"/>
+                <w:szCs w:val="24"/>
+              </w:rPr>
+              <w:t>…..</w:t>
+            </w:r>
+            <w:proofErr w:type="gramEnd"/>
           </w:p>
           <w:p>
             <w:pPr>
@@ -3262,14 +3512,25 @@
               </w:rPr>
               <w:t>Cơ quan cấp: </w:t>
             </w:r>
-            <w:r>
-              <w:rPr>
-                <w:rFonts w:eastAsia="Times New Roman" w:cs="Times New Roman"/>
-                <w:iCs/>
-                <w:sz w:val="24"/>
-                <w:szCs w:val="24"/>
-              </w:rPr>
-              <w:t>…..,</w:t>
+            <w:proofErr w:type="gramStart"/>
+            <w:r>
+              <w:rPr>
+                <w:rFonts w:eastAsia="Times New Roman" w:cs="Times New Roman"/>
+                <w:iCs/>
+                <w:sz w:val="24"/>
+                <w:szCs w:val="24"/>
+              </w:rPr>
+              <w:t>…..</w:t>
+            </w:r>
+            <w:proofErr w:type="gramEnd"/>
+            <w:r>
+              <w:rPr>
+                <w:rFonts w:eastAsia="Times New Roman" w:cs="Times New Roman"/>
+                <w:iCs/>
+                <w:sz w:val="24"/>
+                <w:szCs w:val="24"/>
+              </w:rPr>
+              <w:t>,</w:t>
             </w:r>
             <w:r>
               <w:rPr>
@@ -3290,6 +3551,7 @@
               </w:rPr>
               <w:t>ngày</w:t>
             </w:r>
+            <w:proofErr w:type="gramStart"/>
             <w:r>
               <w:rPr>
                 <w:rFonts w:eastAsia="Times New Roman" w:cs="Times New Roman"/>
@@ -3309,6 +3571,7 @@
               </w:rPr>
               <w:t>tháng</w:t>
             </w:r>
+            <w:proofErr w:type="gramEnd"/>
             <w:r>
               <w:rPr>
                 <w:rFonts w:eastAsia="Times New Roman" w:cs="Times New Roman"/>
@@ -3411,8 +3674,19 @@
                 <w:sz w:val="24"/>
                 <w:szCs w:val="24"/>
               </w:rPr>
-              <w:t>………………..</w:t>
-            </w:r>
+              <w:t>……………</w:t>
+            </w:r>
+            <w:proofErr w:type="gramStart"/>
+            <w:r>
+              <w:rPr>
+                <w:rFonts w:eastAsia="Times New Roman" w:cs="Times New Roman"/>
+                <w:iCs/>
+                <w:sz w:val="24"/>
+                <w:szCs w:val="24"/>
+              </w:rPr>
+              <w:t>…..</w:t>
+            </w:r>
+            <w:proofErr w:type="gramEnd"/>
           </w:p>
           <w:p>
             <w:pPr>
@@ -3480,8 +3754,19 @@
                 <w:sz w:val="24"/>
                 <w:szCs w:val="24"/>
               </w:rPr>
-              <w:t>……………..</w:t>
-            </w:r>
+              <w:t>…………</w:t>
+            </w:r>
+            <w:proofErr w:type="gramStart"/>
+            <w:r>
+              <w:rPr>
+                <w:rFonts w:eastAsia="Times New Roman" w:cs="Times New Roman"/>
+                <w:iCs/>
+                <w:sz w:val="24"/>
+                <w:szCs w:val="24"/>
+              </w:rPr>
+              <w:t>…..</w:t>
+            </w:r>
+            <w:proofErr w:type="gramEnd"/>
             <w:r>
               <w:rPr>
                 <w:rFonts w:eastAsia="Times New Roman" w:cs="Times New Roman"/>
@@ -3492,6 +3777,7 @@
               </w:rPr>
               <w:t> ngày</w:t>
             </w:r>
+            <w:proofErr w:type="gramStart"/>
             <w:r>
               <w:rPr>
                 <w:rFonts w:eastAsia="Times New Roman" w:cs="Times New Roman"/>
@@ -3501,6 +3787,7 @@
               </w:rPr>
               <w:t>…..</w:t>
             </w:r>
+            <w:proofErr w:type="gramEnd"/>
             <w:r>
               <w:rPr>
                 <w:rFonts w:eastAsia="Times New Roman" w:cs="Times New Roman"/>
@@ -3511,6 +3798,7 @@
               </w:rPr>
               <w:t>tháng</w:t>
             </w:r>
+            <w:proofErr w:type="gramStart"/>
             <w:r>
               <w:rPr>
                 <w:rFonts w:eastAsia="Times New Roman" w:cs="Times New Roman"/>
@@ -3528,7 +3816,18 @@
                 <w:sz w:val="24"/>
                 <w:szCs w:val="24"/>
               </w:rPr>
-              <w:t>năm </w:t>
+              <w:t>năm</w:t>
+            </w:r>
+            <w:proofErr w:type="gramEnd"/>
+            <w:r>
+              <w:rPr>
+                <w:rFonts w:eastAsia="Times New Roman" w:cs="Times New Roman"/>
+                <w:i/>
+                <w:iCs/>
+                <w:sz w:val="24"/>
+                <w:szCs w:val="24"/>
+              </w:rPr>
+              <w:t> </w:t>
             </w:r>
             <w:r>
               <w:rPr>
@@ -3572,18 +3871,48 @@
                 <w:sz w:val="24"/>
                 <w:szCs w:val="24"/>
               </w:rPr>
-              <w:t>Số của thửa đất nơi có dự án:……. Tờ bản đồ số </w:t>
-            </w:r>
-            <w:r>
-              <w:rPr>
-                <w:rFonts w:eastAsia="Times New Roman" w:cs="Times New Roman"/>
-                <w:i/>
-                <w:iCs/>
-                <w:sz w:val="24"/>
-                <w:szCs w:val="24"/>
-              </w:rPr>
-              <w:t>(nếu có):   ………………………..</w:t>
-            </w:r>
+              <w:t xml:space="preserve">Số của thửa đất nơi có dự </w:t>
+            </w:r>
+            <w:proofErr w:type="gramStart"/>
+            <w:r>
+              <w:rPr>
+                <w:rFonts w:eastAsia="Times New Roman" w:cs="Times New Roman"/>
+                <w:sz w:val="24"/>
+                <w:szCs w:val="24"/>
+              </w:rPr>
+              <w:t>án:…</w:t>
+            </w:r>
+            <w:proofErr w:type="gramEnd"/>
+            <w:r>
+              <w:rPr>
+                <w:rFonts w:eastAsia="Times New Roman" w:cs="Times New Roman"/>
+                <w:sz w:val="24"/>
+                <w:szCs w:val="24"/>
+              </w:rPr>
+              <w:t>…. Tờ bản đồ số </w:t>
+            </w:r>
+            <w:r>
+              <w:rPr>
+                <w:rFonts w:eastAsia="Times New Roman" w:cs="Times New Roman"/>
+                <w:i/>
+                <w:iCs/>
+                <w:sz w:val="24"/>
+                <w:szCs w:val="24"/>
+              </w:rPr>
+              <w:t>(nếu có):   ……………………</w:t>
+            </w:r>
+            <w:proofErr w:type="gramStart"/>
+            <w:r>
+              <w:rPr>
+                <w:rFonts w:eastAsia="Times New Roman" w:cs="Times New Roman"/>
+                <w:i/>
+                <w:iCs/>
+                <w:sz w:val="24"/>
+                <w:szCs w:val="24"/>
+              </w:rPr>
+              <w:t>…..</w:t>
+            </w:r>
+            <w:proofErr w:type="gramEnd"/>
           </w:p>
           <w:p>
             <w:pPr>
@@ -3637,8 +3966,18 @@
                 <w:sz w:val="24"/>
                 <w:szCs w:val="24"/>
               </w:rPr>
-              <w:t>Căn cứ pháp lý xác lập dự án: ..</w:t>
-            </w:r>
+              <w:t xml:space="preserve">Căn cứ pháp lý xác lập dự </w:t>
+            </w:r>
+            <w:proofErr w:type="gramStart"/>
+            <w:r>
+              <w:rPr>
+                <w:rFonts w:eastAsia="Times New Roman" w:cs="Times New Roman"/>
+                <w:sz w:val="24"/>
+                <w:szCs w:val="24"/>
+              </w:rPr>
+              <w:t>án: ..</w:t>
+            </w:r>
+            <w:proofErr w:type="gramEnd"/>
           </w:p>
           <w:p>
             <w:pPr>
@@ -3780,17 +4119,49 @@
                 <w:sz w:val="24"/>
                 <w:szCs w:val="24"/>
               </w:rPr>
-              <w:t>Tên Giấy chứng nhận:</w:t>
-            </w:r>
-            <w:r>
-              <w:rPr>
-                <w:rFonts w:eastAsia="Times New Roman" w:cs="Times New Roman"/>
-                <w:iCs/>
-                <w:sz w:val="24"/>
-                <w:szCs w:val="24"/>
-              </w:rPr>
-              <w:t>…………………..</w:t>
-            </w:r>
+              <w:t xml:space="preserve">Tên Giấy chứng </w:t>
+            </w:r>
+            <w:proofErr w:type="gramStart"/>
+            <w:r>
+              <w:rPr>
+                <w:rFonts w:eastAsia="Times New Roman" w:cs="Times New Roman"/>
+                <w:i/>
+                <w:iCs/>
+                <w:sz w:val="24"/>
+                <w:szCs w:val="24"/>
+              </w:rPr>
+              <w:t>nhận:</w:t>
+            </w:r>
+            <w:r>
+              <w:rPr>
+                <w:rFonts w:eastAsia="Times New Roman" w:cs="Times New Roman"/>
+                <w:iCs/>
+                <w:sz w:val="24"/>
+                <w:szCs w:val="24"/>
+              </w:rPr>
+              <w:t>…</w:t>
+            </w:r>
+            <w:proofErr w:type="gramEnd"/>
+            <w:r>
+              <w:rPr>
+                <w:rFonts w:eastAsia="Times New Roman" w:cs="Times New Roman"/>
+                <w:iCs/>
+                <w:sz w:val="24"/>
+                <w:szCs w:val="24"/>
+              </w:rPr>
+              <w:t>……………</w:t>
+            </w:r>
+            <w:proofErr w:type="gramStart"/>
+            <w:r>
+              <w:rPr>
+                <w:rFonts w:eastAsia="Times New Roman" w:cs="Times New Roman"/>
+                <w:iCs/>
+                <w:sz w:val="24"/>
+                <w:szCs w:val="24"/>
+              </w:rPr>
+              <w:t>…..</w:t>
+            </w:r>
+            <w:proofErr w:type="gramEnd"/>
             <w:r>
               <w:rPr>
                 <w:rFonts w:eastAsia="Times New Roman" w:cs="Times New Roman"/>
@@ -3828,7 +4199,27 @@
                 <w:sz w:val="24"/>
                 <w:szCs w:val="24"/>
               </w:rPr>
-              <w:t>……..,</w:t>
+              <w:t>…</w:t>
+            </w:r>
+            <w:proofErr w:type="gramStart"/>
+            <w:r>
+              <w:rPr>
+                <w:rFonts w:eastAsia="Times New Roman" w:cs="Times New Roman"/>
+                <w:iCs/>
+                <w:sz w:val="24"/>
+                <w:szCs w:val="24"/>
+              </w:rPr>
+              <w:t>…..</w:t>
+            </w:r>
+            <w:proofErr w:type="gramEnd"/>
+            <w:r>
+              <w:rPr>
+                <w:rFonts w:eastAsia="Times New Roman" w:cs="Times New Roman"/>
+                <w:iCs/>
+                <w:sz w:val="24"/>
+                <w:szCs w:val="24"/>
+              </w:rPr>
+              <w:t>,</w:t>
             </w:r>
             <w:r>
               <w:rPr>
@@ -3879,6 +4270,7 @@
               </w:rPr>
               <w:t>Cơ quan cấp: </w:t>
             </w:r>
+            <w:proofErr w:type="gramStart"/>
             <w:r>
               <w:rPr>
                 <w:rFonts w:eastAsia="Times New Roman" w:cs="Times New Roman"/>
@@ -3888,6 +4280,7 @@
               </w:rPr>
               <w:t>…..</w:t>
             </w:r>
+            <w:proofErr w:type="gramEnd"/>
             <w:r>
               <w:rPr>
                 <w:rFonts w:eastAsia="Times New Roman" w:cs="Times New Roman"/>
@@ -3917,6 +4310,7 @@
               </w:rPr>
               <w:t>ngày</w:t>
             </w:r>
+            <w:proofErr w:type="gramStart"/>
             <w:r>
               <w:rPr>
                 <w:rFonts w:eastAsia="Times New Roman" w:cs="Times New Roman"/>
@@ -3936,6 +4330,7 @@
               </w:rPr>
               <w:t>.tháng</w:t>
             </w:r>
+            <w:proofErr w:type="gramEnd"/>
             <w:r>
               <w:rPr>
                 <w:rFonts w:eastAsia="Times New Roman" w:cs="Times New Roman"/>
@@ -3998,7 +4393,43 @@
                 <w:sz w:val="24"/>
                 <w:szCs w:val="24"/>
               </w:rPr>
-              <w:t>Số của thửa đất nơi có tài sản:……….;          Tờ bản đồ số </w:t>
+              <w:t xml:space="preserve">Số của thửa đất nơi có tài </w:t>
+            </w:r>
+            <w:proofErr w:type="gramStart"/>
+            <w:r>
+              <w:rPr>
+                <w:rFonts w:eastAsia="Times New Roman" w:cs="Times New Roman"/>
+                <w:sz w:val="24"/>
+                <w:szCs w:val="24"/>
+              </w:rPr>
+              <w:t>sản:…</w:t>
+            </w:r>
+            <w:proofErr w:type="gramEnd"/>
+            <w:r>
+              <w:rPr>
+                <w:rFonts w:eastAsia="Times New Roman" w:cs="Times New Roman"/>
+                <w:sz w:val="24"/>
+                <w:szCs w:val="24"/>
+              </w:rPr>
+              <w:t>……</w:t>
+            </w:r>
+            <w:proofErr w:type="gramStart"/>
+            <w:r>
+              <w:rPr>
+                <w:rFonts w:eastAsia="Times New Roman" w:cs="Times New Roman"/>
+                <w:sz w:val="24"/>
+                <w:szCs w:val="24"/>
+              </w:rPr>
+              <w:t>.;   </w:t>
+            </w:r>
+            <w:proofErr w:type="gramEnd"/>
+            <w:r>
+              <w:rPr>
+                <w:rFonts w:eastAsia="Times New Roman" w:cs="Times New Roman"/>
+                <w:sz w:val="24"/>
+                <w:szCs w:val="24"/>
+              </w:rPr>
+              <w:t>       Tờ bản đồ số </w:t>
             </w:r>
             <w:r>
               <w:rPr>
@@ -4053,16 +4484,35 @@
                 <w:sz w:val="24"/>
                 <w:szCs w:val="24"/>
               </w:rPr>
-              <w:t>Mô tả nhà ở hình thành trong tương lai, tài sản khác gắn liền với đất hình thành trong tương lai:</w:t>
-            </w:r>
-            <w:r>
-              <w:rPr>
-                <w:rFonts w:eastAsia="Times New Roman" w:cs="Times New Roman"/>
-                <w:color w:val="222222"/>
-                <w:sz w:val="24"/>
-                <w:szCs w:val="24"/>
-              </w:rPr>
-              <w:t>…………………………………</w:t>
+              <w:t xml:space="preserve">Mô tả nhà ở hình thành trong tương lai, tài sản khác gắn liền với đất hình thành trong tương </w:t>
+            </w:r>
+            <w:proofErr w:type="gramStart"/>
+            <w:r>
+              <w:rPr>
+                <w:rFonts w:eastAsia="Times New Roman" w:cs="Times New Roman"/>
+                <w:sz w:val="24"/>
+                <w:szCs w:val="24"/>
+              </w:rPr>
+              <w:t>lai:</w:t>
+            </w:r>
+            <w:r>
+              <w:rPr>
+                <w:rFonts w:eastAsia="Times New Roman" w:cs="Times New Roman"/>
+                <w:color w:val="222222"/>
+                <w:sz w:val="24"/>
+                <w:szCs w:val="24"/>
+              </w:rPr>
+              <w:t>…</w:t>
+            </w:r>
+            <w:proofErr w:type="gramEnd"/>
+            <w:r>
+              <w:rPr>
+                <w:rFonts w:eastAsia="Times New Roman" w:cs="Times New Roman"/>
+                <w:color w:val="222222"/>
+                <w:sz w:val="24"/>
+                <w:szCs w:val="24"/>
+              </w:rPr>
+              <w:t>………………………………</w:t>
             </w:r>
             <w:r>
               <w:rPr>
@@ -4143,7 +4593,43 @@
                 <w:sz w:val="24"/>
                 <w:szCs w:val="24"/>
               </w:rPr>
-              <w:t>Số của thửa đất nơi có tài sản:……….;          Tờ bản đồ số </w:t>
+              <w:t xml:space="preserve">Số của thửa đất nơi có tài </w:t>
+            </w:r>
+            <w:proofErr w:type="gramStart"/>
+            <w:r>
+              <w:rPr>
+                <w:rFonts w:eastAsia="Times New Roman" w:cs="Times New Roman"/>
+                <w:sz w:val="24"/>
+                <w:szCs w:val="24"/>
+              </w:rPr>
+              <w:t>sản:…</w:t>
+            </w:r>
+            <w:proofErr w:type="gramEnd"/>
+            <w:r>
+              <w:rPr>
+                <w:rFonts w:eastAsia="Times New Roman" w:cs="Times New Roman"/>
+                <w:sz w:val="24"/>
+                <w:szCs w:val="24"/>
+              </w:rPr>
+              <w:t>……</w:t>
+            </w:r>
+            <w:proofErr w:type="gramStart"/>
+            <w:r>
+              <w:rPr>
+                <w:rFonts w:eastAsia="Times New Roman" w:cs="Times New Roman"/>
+                <w:sz w:val="24"/>
+                <w:szCs w:val="24"/>
+              </w:rPr>
+              <w:t>.;   </w:t>
+            </w:r>
+            <w:proofErr w:type="gramEnd"/>
+            <w:r>
+              <w:rPr>
+                <w:rFonts w:eastAsia="Times New Roman" w:cs="Times New Roman"/>
+                <w:sz w:val="24"/>
+                <w:szCs w:val="24"/>
+              </w:rPr>
+              <w:t>       Tờ bản đồ số </w:t>
             </w:r>
             <w:r>
               <w:rPr>
@@ -4207,7 +4693,16 @@
                 <w:sz w:val="24"/>
                 <w:szCs w:val="24"/>
               </w:rPr>
-              <w:t>hành trong tương lai:................................</w:t>
+              <w:t xml:space="preserve">hành trong tương </w:t>
+            </w:r>
+            <w:proofErr w:type="gramStart"/>
+            <w:r>
+              <w:rPr>
+                <w:rFonts w:eastAsia="Times New Roman" w:cs="Times New Roman"/>
+                <w:sz w:val="24"/>
+                <w:szCs w:val="24"/>
+              </w:rPr>
+              <w:t>lai:................................</w:t>
             </w:r>
             <w:r>
               <w:rPr>
@@ -4217,6 +4712,7 @@
               </w:rPr>
               <w:t>...................</w:t>
             </w:r>
+            <w:proofErr w:type="gramEnd"/>
           </w:p>
           <w:p>
             <w:pPr>
@@ -4365,8 +4861,19 @@
                 <w:sz w:val="24"/>
                 <w:szCs w:val="24"/>
               </w:rPr>
-              <w:t>…………………………..</w:t>
-            </w:r>
+              <w:t>………………………</w:t>
+            </w:r>
+            <w:proofErr w:type="gramStart"/>
+            <w:r>
+              <w:rPr>
+                <w:rFonts w:eastAsia="Times New Roman" w:cs="Times New Roman"/>
+                <w:iCs/>
+                <w:sz w:val="24"/>
+                <w:szCs w:val="24"/>
+              </w:rPr>
+              <w:t>…..</w:t>
+            </w:r>
+            <w:proofErr w:type="gramEnd"/>
             <w:r>
               <w:rPr>
                 <w:rFonts w:eastAsia="Times New Roman" w:cs="Times New Roman"/>
@@ -4404,17 +4911,38 @@
                 <w:sz w:val="24"/>
                 <w:szCs w:val="24"/>
               </w:rPr>
-              <w:t>………..,</w:t>
-            </w:r>
-            <w:r>
-              <w:rPr>
-                <w:rFonts w:eastAsia="Times New Roman" w:cs="Times New Roman"/>
-                <w:i/>
-                <w:iCs/>
-                <w:sz w:val="24"/>
-                <w:szCs w:val="24"/>
-              </w:rPr>
-              <w:t>  số vào sổ cấp giấy: </w:t>
+              <w:t>……</w:t>
+            </w:r>
+            <w:proofErr w:type="gramStart"/>
+            <w:r>
+              <w:rPr>
+                <w:rFonts w:eastAsia="Times New Roman" w:cs="Times New Roman"/>
+                <w:iCs/>
+                <w:sz w:val="24"/>
+                <w:szCs w:val="24"/>
+              </w:rPr>
+              <w:t>…..,</w:t>
+            </w:r>
+            <w:r>
+              <w:rPr>
+                <w:rFonts w:eastAsia="Times New Roman" w:cs="Times New Roman"/>
+                <w:i/>
+                <w:iCs/>
+                <w:sz w:val="24"/>
+                <w:szCs w:val="24"/>
+              </w:rPr>
+              <w:t>  số</w:t>
+            </w:r>
+            <w:proofErr w:type="gramEnd"/>
+            <w:r>
+              <w:rPr>
+                <w:rFonts w:eastAsia="Times New Roman" w:cs="Times New Roman"/>
+                <w:i/>
+                <w:iCs/>
+                <w:sz w:val="24"/>
+                <w:szCs w:val="24"/>
+              </w:rPr>
+              <w:t> vào sổ cấp giấy: </w:t>
             </w:r>
             <w:r>
               <w:rPr>
@@ -4453,17 +4981,37 @@
                 <w:sz w:val="24"/>
                 <w:szCs w:val="24"/>
               </w:rPr>
-              <w:t> …..,</w:t>
-            </w:r>
-            <w:r>
-              <w:rPr>
-                <w:rFonts w:eastAsia="Times New Roman" w:cs="Times New Roman"/>
-                <w:color w:val="222222"/>
-                <w:sz w:val="24"/>
-                <w:szCs w:val="24"/>
-              </w:rPr>
               <w:t> </w:t>
             </w:r>
+            <w:proofErr w:type="gramStart"/>
+            <w:r>
+              <w:rPr>
+                <w:rFonts w:eastAsia="Times New Roman" w:cs="Times New Roman"/>
+                <w:iCs/>
+                <w:sz w:val="24"/>
+                <w:szCs w:val="24"/>
+              </w:rPr>
+              <w:t>…..</w:t>
+            </w:r>
+            <w:proofErr w:type="gramEnd"/>
+            <w:r>
+              <w:rPr>
+                <w:rFonts w:eastAsia="Times New Roman" w:cs="Times New Roman"/>
+                <w:iCs/>
+                <w:sz w:val="24"/>
+                <w:szCs w:val="24"/>
+              </w:rPr>
+              <w:t>,</w:t>
+            </w:r>
+            <w:r>
+              <w:rPr>
+                <w:rFonts w:eastAsia="Times New Roman" w:cs="Times New Roman"/>
+                <w:color w:val="222222"/>
+                <w:sz w:val="24"/>
+                <w:szCs w:val="24"/>
+              </w:rPr>
+              <w:t> </w:t>
+            </w:r>
             <w:r>
               <w:rPr>
                 <w:rFonts w:eastAsia="Times New Roman" w:cs="Times New Roman"/>
@@ -4474,6 +5022,7 @@
               </w:rPr>
               <w:t>ngày</w:t>
             </w:r>
+            <w:proofErr w:type="gramStart"/>
             <w:r>
               <w:rPr>
                 <w:rFonts w:eastAsia="Times New Roman" w:cs="Times New Roman"/>
@@ -4493,6 +5042,7 @@
               </w:rPr>
               <w:t>tháng</w:t>
             </w:r>
+            <w:proofErr w:type="gramEnd"/>
             <w:r>
               <w:rPr>
                 <w:rFonts w:eastAsia="Times New Roman" w:cs="Times New Roman"/>
@@ -4555,45 +5105,265 @@
                 <w:sz w:val="24"/>
                 <w:szCs w:val="24"/>
               </w:rPr>
-              <w:t>Số của thửa đất nơi có tài sản gắn liền với đất:……… : Tờ bản đồ số </w:t>
-            </w:r>
-            <w:r>
-              <w:rPr>
-                <w:rFonts w:eastAsia="Times New Roman" w:cs="Times New Roman"/>
-                <w:i/>
-                <w:iCs/>
-                <w:sz w:val="24"/>
-                <w:szCs w:val="24"/>
-              </w:rPr>
-              <w:t>(nếu có):</w:t>
-            </w:r>
-            <w:r>
-              <w:rPr>
-                <w:rFonts w:eastAsia="Times New Roman" w:cs="Times New Roman"/>
-                <w:iCs/>
+              <w:t xml:space="preserve">Số của thửa đất nơi có tài sản gắn liền với </w:t>
+            </w:r>
+            <w:proofErr w:type="gramStart"/>
+            <w:r>
+              <w:rPr>
+                <w:rFonts w:eastAsia="Times New Roman" w:cs="Times New Roman"/>
+                <w:sz w:val="24"/>
+                <w:szCs w:val="24"/>
+              </w:rPr>
+              <w:t>đất:…</w:t>
+            </w:r>
+            <w:proofErr w:type="gramEnd"/>
+            <w:r>
+              <w:rPr>
+                <w:rFonts w:eastAsia="Times New Roman" w:cs="Times New Roman"/>
+                <w:sz w:val="24"/>
+                <w:szCs w:val="24"/>
+              </w:rPr>
+              <w:t>…</w:t>
+            </w:r>
+            <w:proofErr w:type="gramStart"/>
+            <w:r>
+              <w:rPr>
+                <w:rFonts w:eastAsia="Times New Roman" w:cs="Times New Roman"/>
+                <w:sz w:val="24"/>
+                <w:szCs w:val="24"/>
+              </w:rPr>
+              <w:t>… :</w:t>
+            </w:r>
+            <w:proofErr w:type="gramEnd"/>
+            <w:r>
+              <w:rPr>
+                <w:rFonts w:eastAsia="Times New Roman" w:cs="Times New Roman"/>
+                <w:sz w:val="24"/>
+                <w:szCs w:val="24"/>
+              </w:rPr>
+              <w:t xml:space="preserve"> Tờ bản đồ số </w:t>
+            </w:r>
+            <w:r>
+              <w:rPr>
+                <w:rFonts w:eastAsia="Times New Roman" w:cs="Times New Roman"/>
+                <w:i/>
+                <w:iCs/>
+                <w:sz w:val="24"/>
+                <w:szCs w:val="24"/>
+              </w:rPr>
+              <w:t>(nếu có</w:t>
+            </w:r>
+            <w:proofErr w:type="gramStart"/>
+            <w:r>
+              <w:rPr>
+                <w:rFonts w:eastAsia="Times New Roman" w:cs="Times New Roman"/>
+                <w:i/>
+                <w:iCs/>
+                <w:sz w:val="24"/>
+                <w:szCs w:val="24"/>
+              </w:rPr>
+              <w:t>):</w:t>
+            </w:r>
+            <w:r>
+              <w:rPr>
+                <w:rFonts w:eastAsia="Times New Roman" w:cs="Times New Roman"/>
+                <w:iCs/>
+                <w:sz w:val="24"/>
+                <w:szCs w:val="24"/>
+              </w:rPr>
+              <w:t>…</w:t>
+            </w:r>
+            <w:proofErr w:type="gramEnd"/>
+            <w:r>
+              <w:rPr>
+                <w:rFonts w:eastAsia="Times New Roman" w:cs="Times New Roman"/>
+                <w:iCs/>
+                <w:sz w:val="24"/>
+                <w:szCs w:val="24"/>
+              </w:rPr>
+              <w:t>……………</w:t>
+            </w:r>
+          </w:p>
+          <w:p>
+            <w:pPr>
+              <w:spacing w:after="0" w:line="240" w:lineRule="auto"/>
+              <w:rPr>
+                <w:rFonts w:eastAsia="Times New Roman" w:cs="Times New Roman"/>
+                <w:color w:val="222222"/>
+                <w:sz w:val="24"/>
+                <w:szCs w:val="24"/>
+              </w:rPr>
+            </w:pPr>
+            <w:r>
+              <w:rPr>
+                <w:rFonts w:eastAsia="Times New Roman" w:cs="Times New Roman"/>
+                <w:sz w:val="24"/>
+                <w:szCs w:val="24"/>
+              </w:rPr>
+              <w:t>(iii)</w:t>
+            </w:r>
+            <w:r>
+              <w:rPr>
+                <w:rFonts w:eastAsia="Times New Roman" w:cs="Times New Roman"/>
+                <w:color w:val="222222"/>
+                <w:sz w:val="24"/>
+                <w:szCs w:val="24"/>
+              </w:rPr>
+              <w:t> </w:t>
+            </w:r>
+            <w:r>
+              <w:rPr>
+                <w:rFonts w:eastAsia="Times New Roman" w:cs="Times New Roman"/>
+                <w:sz w:val="24"/>
+                <w:szCs w:val="24"/>
+              </w:rPr>
+              <w:t>Mô tả tài sản gắn liền với đất:</w:t>
+            </w:r>
+            <w:r>
+              <w:rPr>
+                <w:rFonts w:eastAsia="Times New Roman" w:cs="Times New Roman"/>
+                <w:sz w:val="24"/>
+                <w:szCs w:val="24"/>
+              </w:rPr>
+              <w:t xml:space="preserve"> ……………………………………</w:t>
+            </w:r>
+            <w:r>
+              <w:rPr>
+                <w:rFonts w:eastAsia="Times New Roman" w:cs="Times New Roman"/>
+                <w:color w:val="222222"/>
+                <w:sz w:val="24"/>
+                <w:szCs w:val="24"/>
+              </w:rPr>
+              <w:t>……………</w:t>
+            </w:r>
+            <w:proofErr w:type="gramStart"/>
+            <w:r>
+              <w:rPr>
+                <w:rFonts w:eastAsia="Times New Roman" w:cs="Times New Roman"/>
+                <w:color w:val="222222"/>
+                <w:sz w:val="24"/>
+                <w:szCs w:val="24"/>
+              </w:rPr>
+              <w:t>…..</w:t>
+            </w:r>
+            <w:proofErr w:type="gramEnd"/>
+          </w:p>
+          <w:p>
+            <w:pPr>
+              <w:spacing w:after="0" w:line="240" w:lineRule="auto"/>
+              <w:rPr>
+                <w:rFonts w:eastAsia="Times New Roman" w:cs="Times New Roman"/>
+                <w:color w:val="222222"/>
+                <w:sz w:val="24"/>
+                <w:szCs w:val="24"/>
+              </w:rPr>
+            </w:pPr>
+            <w:r>
+              <w:rPr>
+                <w:rFonts w:eastAsia="Times New Roman" w:cs="Times New Roman"/>
+                <w:sz w:val="24"/>
+                <w:szCs w:val="24"/>
+              </w:rPr>
+              <w:t>5.5.2.</w:t>
+            </w:r>
+            <w:r>
+              <w:rPr>
+                <w:rFonts w:eastAsia="Times New Roman" w:cs="Times New Roman"/>
+                <w:color w:val="222222"/>
+                <w:sz w:val="24"/>
+                <w:szCs w:val="24"/>
+              </w:rPr>
+              <w:t> </w:t>
+            </w:r>
+            <w:r>
+              <w:rPr>
+                <w:rFonts w:eastAsia="Times New Roman" w:cs="Times New Roman"/>
+                <w:sz w:val="24"/>
+                <w:szCs w:val="24"/>
+              </w:rPr>
+              <w:t>Bên bảo đảm không đồng thời là người sử dụng đất □</w:t>
+            </w:r>
+          </w:p>
+          <w:p>
+            <w:pPr>
+              <w:spacing w:after="0" w:line="240" w:lineRule="auto"/>
+              <w:rPr>
+                <w:rFonts w:eastAsia="Times New Roman" w:cs="Times New Roman"/>
+                <w:color w:val="222222"/>
+                <w:sz w:val="24"/>
+                <w:szCs w:val="24"/>
+              </w:rPr>
+            </w:pPr>
+            <w:r>
+              <w:rPr>
+                <w:rFonts w:eastAsia="Times New Roman" w:cs="Times New Roman"/>
+                <w:sz w:val="24"/>
+                <w:szCs w:val="24"/>
+              </w:rPr>
+              <w:t>(i)</w:t>
+            </w:r>
+            <w:r>
+              <w:rPr>
+                <w:rFonts w:eastAsia="Times New Roman" w:cs="Times New Roman"/>
+                <w:color w:val="222222"/>
+                <w:sz w:val="24"/>
+                <w:szCs w:val="24"/>
+              </w:rPr>
+              <w:t> </w:t>
+            </w:r>
+            <w:r>
+              <w:rPr>
+                <w:rFonts w:eastAsia="Times New Roman" w:cs="Times New Roman"/>
+                <w:sz w:val="24"/>
+                <w:szCs w:val="24"/>
+              </w:rPr>
+              <w:t xml:space="preserve">Số của thửa đất nơi có tài sản gắn liền với </w:t>
+            </w:r>
+            <w:proofErr w:type="gramStart"/>
+            <w:r>
+              <w:rPr>
+                <w:rFonts w:eastAsia="Times New Roman" w:cs="Times New Roman"/>
+                <w:sz w:val="24"/>
+                <w:szCs w:val="24"/>
+              </w:rPr>
+              <w:t>đất:…</w:t>
+            </w:r>
+            <w:proofErr w:type="gramEnd"/>
+            <w:r>
+              <w:rPr>
+                <w:rFonts w:eastAsia="Times New Roman" w:cs="Times New Roman"/>
                 <w:sz w:val="24"/>
                 <w:szCs w:val="24"/>
               </w:rPr>
               <w:t>………………</w:t>
             </w:r>
-          </w:p>
-          <w:p>
-            <w:pPr>
-              <w:spacing w:after="0" w:line="240" w:lineRule="auto"/>
-              <w:rPr>
-                <w:rFonts w:eastAsia="Times New Roman" w:cs="Times New Roman"/>
-                <w:color w:val="222222"/>
-                <w:sz w:val="24"/>
-                <w:szCs w:val="24"/>
-              </w:rPr>
-            </w:pPr>
-            <w:r>
-              <w:rPr>
-                <w:rFonts w:eastAsia="Times New Roman" w:cs="Times New Roman"/>
-                <w:sz w:val="24"/>
-                <w:szCs w:val="24"/>
-              </w:rPr>
-              <w:t>(iii)</w:t>
+            <w:r>
+              <w:rPr>
+                <w:rFonts w:eastAsia="Times New Roman" w:cs="Times New Roman"/>
+                <w:color w:val="222222"/>
+                <w:sz w:val="24"/>
+                <w:szCs w:val="24"/>
+              </w:rPr>
+              <w:t>          </w:t>
+            </w:r>
+          </w:p>
+          <w:p>
+            <w:pPr>
+              <w:spacing w:after="0" w:line="240" w:lineRule="auto"/>
+              <w:rPr>
+                <w:rFonts w:eastAsia="Times New Roman" w:cs="Times New Roman"/>
+                <w:color w:val="222222"/>
+                <w:sz w:val="24"/>
+                <w:szCs w:val="24"/>
+              </w:rPr>
+            </w:pPr>
+            <w:r>
+              <w:rPr>
+                <w:rFonts w:eastAsia="Times New Roman" w:cs="Times New Roman"/>
+                <w:sz w:val="24"/>
+                <w:szCs w:val="24"/>
+              </w:rPr>
+              <w:t>(ii)</w:t>
             </w:r>
             <w:r>
               <w:rPr>
@@ -4618,142 +5388,18 @@
                 <w:sz w:val="24"/>
                 <w:szCs w:val="24"/>
               </w:rPr>
-              <w:t xml:space="preserve"> ……………………………………</w:t>
-            </w:r>
-            <w:r>
-              <w:rPr>
-                <w:rFonts w:eastAsia="Times New Roman" w:cs="Times New Roman"/>
-                <w:color w:val="222222"/>
-                <w:sz w:val="24"/>
-                <w:szCs w:val="24"/>
-              </w:rPr>
-              <w:t>………………..</w:t>
-            </w:r>
-          </w:p>
-          <w:p>
-            <w:pPr>
-              <w:spacing w:after="0" w:line="240" w:lineRule="auto"/>
-              <w:rPr>
-                <w:rFonts w:eastAsia="Times New Roman" w:cs="Times New Roman"/>
-                <w:color w:val="222222"/>
-                <w:sz w:val="24"/>
-                <w:szCs w:val="24"/>
-              </w:rPr>
-            </w:pPr>
-            <w:r>
-              <w:rPr>
-                <w:rFonts w:eastAsia="Times New Roman" w:cs="Times New Roman"/>
-                <w:sz w:val="24"/>
-                <w:szCs w:val="24"/>
-              </w:rPr>
-              <w:t>5.5.2.</w:t>
-            </w:r>
-            <w:r>
-              <w:rPr>
-                <w:rFonts w:eastAsia="Times New Roman" w:cs="Times New Roman"/>
-                <w:color w:val="222222"/>
-                <w:sz w:val="24"/>
-                <w:szCs w:val="24"/>
-              </w:rPr>
-              <w:t> </w:t>
-            </w:r>
-            <w:r>
-              <w:rPr>
-                <w:rFonts w:eastAsia="Times New Roman" w:cs="Times New Roman"/>
-                <w:sz w:val="24"/>
-                <w:szCs w:val="24"/>
-              </w:rPr>
-              <w:t>Bên bảo đảm không đồng thời là người sử dụng đất □</w:t>
-            </w:r>
-          </w:p>
-          <w:p>
-            <w:pPr>
-              <w:spacing w:after="0" w:line="240" w:lineRule="auto"/>
-              <w:rPr>
-                <w:rFonts w:eastAsia="Times New Roman" w:cs="Times New Roman"/>
-                <w:color w:val="222222"/>
-                <w:sz w:val="24"/>
-                <w:szCs w:val="24"/>
-              </w:rPr>
-            </w:pPr>
-            <w:r>
-              <w:rPr>
-                <w:rFonts w:eastAsia="Times New Roman" w:cs="Times New Roman"/>
-                <w:sz w:val="24"/>
-                <w:szCs w:val="24"/>
-              </w:rPr>
-              <w:t>(i)</w:t>
-            </w:r>
-            <w:r>
-              <w:rPr>
-                <w:rFonts w:eastAsia="Times New Roman" w:cs="Times New Roman"/>
-                <w:color w:val="222222"/>
-                <w:sz w:val="24"/>
-                <w:szCs w:val="24"/>
-              </w:rPr>
-              <w:t> </w:t>
-            </w:r>
-            <w:r>
-              <w:rPr>
-                <w:rFonts w:eastAsia="Times New Roman" w:cs="Times New Roman"/>
-                <w:sz w:val="24"/>
-                <w:szCs w:val="24"/>
-              </w:rPr>
-              <w:t>Số của thửa đất nơi có tài sản gắn liền với đất:…………………</w:t>
-            </w:r>
-            <w:r>
-              <w:rPr>
-                <w:rFonts w:eastAsia="Times New Roman" w:cs="Times New Roman"/>
-                <w:color w:val="222222"/>
-                <w:sz w:val="24"/>
-                <w:szCs w:val="24"/>
-              </w:rPr>
-              <w:t>          </w:t>
-            </w:r>
-          </w:p>
-          <w:p>
-            <w:pPr>
-              <w:spacing w:after="0" w:line="240" w:lineRule="auto"/>
-              <w:rPr>
-                <w:rFonts w:eastAsia="Times New Roman" w:cs="Times New Roman"/>
-                <w:color w:val="222222"/>
-                <w:sz w:val="24"/>
-                <w:szCs w:val="24"/>
-              </w:rPr>
-            </w:pPr>
-            <w:r>
-              <w:rPr>
-                <w:rFonts w:eastAsia="Times New Roman" w:cs="Times New Roman"/>
-                <w:sz w:val="24"/>
-                <w:szCs w:val="24"/>
-              </w:rPr>
-              <w:t>(ii)</w:t>
-            </w:r>
-            <w:r>
-              <w:rPr>
-                <w:rFonts w:eastAsia="Times New Roman" w:cs="Times New Roman"/>
-                <w:color w:val="222222"/>
-                <w:sz w:val="24"/>
-                <w:szCs w:val="24"/>
-              </w:rPr>
-              <w:t> </w:t>
-            </w:r>
-            <w:r>
-              <w:rPr>
-                <w:rFonts w:eastAsia="Times New Roman" w:cs="Times New Roman"/>
-                <w:sz w:val="24"/>
-                <w:szCs w:val="24"/>
-              </w:rPr>
-              <w:t>Mô tả tài sản gắn liền với đất:</w:t>
-            </w:r>
-            <w:r>
-              <w:rPr>
-                <w:rFonts w:eastAsia="Times New Roman" w:cs="Times New Roman"/>
-                <w:sz w:val="24"/>
-                <w:szCs w:val="24"/>
-              </w:rPr>
-              <w:t xml:space="preserve"> …………………………………………..</w:t>
-            </w:r>
+              <w:t xml:space="preserve"> ………………………………………</w:t>
+            </w:r>
+            <w:proofErr w:type="gramStart"/>
+            <w:r>
+              <w:rPr>
+                <w:rFonts w:eastAsia="Times New Roman" w:cs="Times New Roman"/>
+                <w:sz w:val="24"/>
+                <w:szCs w:val="24"/>
+              </w:rPr>
+              <w:t>…..</w:t>
+            </w:r>
+            <w:proofErr w:type="gramEnd"/>
           </w:p>
         </w:tc>
       </w:tr>
@@ -5001,16 +5647,37 @@
                 <w:sz w:val="24"/>
                 <w:szCs w:val="24"/>
               </w:rPr>
-              <w:t>(ghi rõ tên và địa chỉ người nhận):</w:t>
-            </w:r>
-            <w:r>
-              <w:rPr>
-                <w:rFonts w:eastAsia="Times New Roman" w:cs="Times New Roman"/>
-                <w:color w:val="222222"/>
-                <w:sz w:val="24"/>
-                <w:szCs w:val="24"/>
-              </w:rPr>
-              <w:t>……………………………………………………</w:t>
+              <w:t>(ghi rõ tên và địa chỉ người nhận</w:t>
+            </w:r>
+            <w:proofErr w:type="gramStart"/>
+            <w:r>
+              <w:rPr>
+                <w:rFonts w:eastAsia="Times New Roman" w:cs="Times New Roman"/>
+                <w:i/>
+                <w:iCs/>
+                <w:sz w:val="24"/>
+                <w:szCs w:val="24"/>
+              </w:rPr>
+              <w:t>):</w:t>
+            </w:r>
+            <w:r>
+              <w:rPr>
+                <w:rFonts w:eastAsia="Times New Roman" w:cs="Times New Roman"/>
+                <w:color w:val="222222"/>
+                <w:sz w:val="24"/>
+                <w:szCs w:val="24"/>
+              </w:rPr>
+              <w:t>…</w:t>
+            </w:r>
+            <w:proofErr w:type="gramEnd"/>
+            <w:r>
+              <w:rPr>
+                <w:rFonts w:eastAsia="Times New Roman" w:cs="Times New Roman"/>
+                <w:color w:val="222222"/>
+                <w:sz w:val="24"/>
+                <w:szCs w:val="24"/>
+              </w:rPr>
+              <w:t>…………………………………………………</w:t>
             </w:r>
           </w:p>
         </w:tc>
@@ -5100,17 +5767,39 @@
                 <w:sz w:val="24"/>
                 <w:szCs w:val="24"/>
               </w:rPr>
-              <w:t>(nếu pháp luật quy định):</w:t>
-            </w:r>
-            <w:r>
-              <w:rPr>
-                <w:rFonts w:eastAsia="Times New Roman" w:cs="Times New Roman"/>
-                <w:i/>
-                <w:iCs/>
-                <w:sz w:val="24"/>
-                <w:szCs w:val="24"/>
-              </w:rPr>
-              <w:t>………………</w:t>
+              <w:t>(nếu pháp luật quy định</w:t>
+            </w:r>
+            <w:proofErr w:type="gramStart"/>
+            <w:r>
+              <w:rPr>
+                <w:rFonts w:eastAsia="Times New Roman" w:cs="Times New Roman"/>
+                <w:i/>
+                <w:iCs/>
+                <w:sz w:val="24"/>
+                <w:szCs w:val="24"/>
+              </w:rPr>
+              <w:t>):</w:t>
+            </w:r>
+            <w:r>
+              <w:rPr>
+                <w:rFonts w:eastAsia="Times New Roman" w:cs="Times New Roman"/>
+                <w:i/>
+                <w:iCs/>
+                <w:sz w:val="24"/>
+                <w:szCs w:val="24"/>
+              </w:rPr>
+              <w:t>…</w:t>
+            </w:r>
+            <w:proofErr w:type="gramEnd"/>
+            <w:r>
+              <w:rPr>
+                <w:rFonts w:eastAsia="Times New Roman" w:cs="Times New Roman"/>
+                <w:i/>
+                <w:iCs/>
+                <w:sz w:val="24"/>
+                <w:szCs w:val="24"/>
+              </w:rPr>
+              <w:t>……………</w:t>
             </w:r>
           </w:p>
         </w:tc>
@@ -5183,7 +5872,18 @@
                 <w:sz w:val="24"/>
                 <w:szCs w:val="24"/>
               </w:rPr>
-              <w:t>(nếu được cơ quan đăng ký đồng ý)</w:t>
+              <w:t xml:space="preserve">(nếu được cơ quan đăng ký đồng </w:t>
+            </w:r>
+            <w:proofErr w:type="gramStart"/>
+            <w:r>
+              <w:rPr>
+                <w:rFonts w:eastAsia="Times New Roman" w:cs="Times New Roman"/>
+                <w:i/>
+                <w:iCs/>
+                <w:sz w:val="24"/>
+                <w:szCs w:val="24"/>
+              </w:rPr>
+              <w:t>ý)</w:t>
             </w:r>
             <w:r>
               <w:rPr>
@@ -5195,6 +5895,7 @@
               </w:rPr>
               <w:t>……..</w:t>
             </w:r>
+            <w:proofErr w:type="gramEnd"/>
           </w:p>
           <w:p>
             <w:pPr>
@@ -5446,7 +6147,29 @@
           <w:sz w:val="24"/>
           <w:szCs w:val="24"/>
         </w:rPr>
-        <w:t xml:space="preserve">               (nếu có), đóng dấu (nếu có)                                                 đóng dấu (nếu có)</w:t>
+        <w:t xml:space="preserve">               (nếu có), đóng dấu (nếu </w:t>
+      </w:r>
+      <w:proofErr w:type="gramStart"/>
+      <w:r>
+        <w:rPr>
+          <w:rFonts w:eastAsia="Times New Roman" w:cs="Times New Roman"/>
+          <w:i/>
+          <w:iCs/>
+          <w:sz w:val="24"/>
+          <w:szCs w:val="24"/>
+        </w:rPr>
+        <w:t xml:space="preserve">có)   </w:t>
+      </w:r>
+      <w:proofErr w:type="gramEnd"/>
+      <w:r>
+        <w:rPr>
+          <w:rFonts w:eastAsia="Times New Roman" w:cs="Times New Roman"/>
+          <w:i/>
+          <w:iCs/>
+          <w:sz w:val="24"/>
+          <w:szCs w:val="24"/>
+        </w:rPr>
+        <w:t xml:space="preserve">                                              đóng dấu (nếu có)</w:t>
       </w:r>
     </w:p>
     <w:p>
@@ -5723,8 +6446,19 @@
           <w:szCs w:val="24"/>
         </w:rPr>
       </w:pPr>
-      <w:bookmarkStart w:id="0" w:name="_GoBack"/>
-      <w:bookmarkEnd w:id="0"/>
+    </w:p>
+    <w:p>
+      <w:pPr>
+        <w:spacing w:after="0" w:line="240" w:lineRule="auto"/>
+        <w:jc w:val="center"/>
+        <w:rPr>
+          <w:rFonts w:eastAsia="Times New Roman" w:cs="Times New Roman"/>
+          <w:b/>
+          <w:color w:val="222222"/>
+          <w:sz w:val="24"/>
+          <w:szCs w:val="24"/>
+        </w:rPr>
+      </w:pPr>
     </w:p>
     <w:p>
       <w:pPr>
@@ -6071,7 +6805,43 @@
                 <w:sz w:val="24"/>
                 <w:szCs w:val="24"/>
               </w:rPr>
-              <w:t>đăng ký theo nội dung kê khai tại Phiếu yêu cầu này tại thời điểm …..giờ…phút, ngày….tháng…..năm……</w:t>
+              <w:t>đăng ký theo nội dung kê khai tại Phiếu yêu cầu này tại thời điểm </w:t>
+            </w:r>
+            <w:proofErr w:type="gramStart"/>
+            <w:r>
+              <w:rPr>
+                <w:rFonts w:eastAsia="Times New Roman" w:cs="Times New Roman"/>
+                <w:sz w:val="24"/>
+                <w:szCs w:val="24"/>
+              </w:rPr>
+              <w:t>…..</w:t>
+            </w:r>
+            <w:proofErr w:type="gramEnd"/>
+            <w:r>
+              <w:rPr>
+                <w:rFonts w:eastAsia="Times New Roman" w:cs="Times New Roman"/>
+                <w:sz w:val="24"/>
+                <w:szCs w:val="24"/>
+              </w:rPr>
+              <w:t>giờ…phút, ngày</w:t>
+            </w:r>
+            <w:proofErr w:type="gramStart"/>
+            <w:r>
+              <w:rPr>
+                <w:rFonts w:eastAsia="Times New Roman" w:cs="Times New Roman"/>
+                <w:sz w:val="24"/>
+                <w:szCs w:val="24"/>
+              </w:rPr>
+              <w:t>….tháng…..</w:t>
+            </w:r>
+            <w:proofErr w:type="gramEnd"/>
+            <w:r>
+              <w:rPr>
+                <w:rFonts w:eastAsia="Times New Roman" w:cs="Times New Roman"/>
+                <w:sz w:val="24"/>
+                <w:szCs w:val="24"/>
+              </w:rPr>
+              <w:t>năm……</w:t>
             </w:r>
           </w:p>
         </w:tc>
@@ -6140,7 +6910,51 @@
                 <w:sz w:val="24"/>
                 <w:szCs w:val="24"/>
               </w:rPr>
-              <w:t>ngày….tháng  ….năm…….</w:t>
+              <w:t>ngày</w:t>
+            </w:r>
+            <w:proofErr w:type="gramStart"/>
+            <w:r>
+              <w:rPr>
+                <w:rFonts w:eastAsia="Times New Roman" w:cs="Times New Roman"/>
+                <w:i/>
+                <w:iCs/>
+                <w:sz w:val="24"/>
+                <w:szCs w:val="24"/>
+              </w:rPr>
+              <w:t>….tháng</w:t>
+            </w:r>
+            <w:proofErr w:type="gramEnd"/>
+            <w:r>
+              <w:rPr>
+                <w:rFonts w:eastAsia="Times New Roman" w:cs="Times New Roman"/>
+                <w:i/>
+                <w:iCs/>
+                <w:sz w:val="24"/>
+                <w:szCs w:val="24"/>
+              </w:rPr>
+              <w:t>  </w:t>
+            </w:r>
+            <w:proofErr w:type="gramStart"/>
+            <w:r>
+              <w:rPr>
+                <w:rFonts w:eastAsia="Times New Roman" w:cs="Times New Roman"/>
+                <w:i/>
+                <w:iCs/>
+                <w:sz w:val="24"/>
+                <w:szCs w:val="24"/>
+              </w:rPr>
+              <w:t>….năm</w:t>
+            </w:r>
+            <w:proofErr w:type="gramEnd"/>
+            <w:r>
+              <w:rPr>
+                <w:rFonts w:eastAsia="Times New Roman" w:cs="Times New Roman"/>
+                <w:i/>
+                <w:iCs/>
+                <w:sz w:val="24"/>
+                <w:szCs w:val="24"/>
+              </w:rPr>
+              <w:t>…….</w:t>
             </w:r>
           </w:p>
           <w:p>
@@ -6242,7 +7056,7 @@
 </file>
 
 <file path=word/endnotes.xml><?xml version="1.0" encoding="utf-8"?>
-<w:endnotes xmlns:wpc="http://schemas.microsoft.com/office/word/2010/wordprocessingCanvas" xmlns:cx="http://schemas.microsoft.com/office/drawing/2014/chartex" xmlns:mc="http://schemas.openxmlformats.org/markup-compatibility/2006" xmlns:o="urn:schemas-microsoft-com:office:office" xmlns:r="http://schemas.openxmlformats.org/officeDocument/2006/relationships" xmlns:m="http://schemas.openxmlformats.org/officeDocument/2006/math" xmlns:v="urn:schemas-microsoft-com:vml" xmlns:wp14="http://schemas.microsoft.com/office/word/2010/wordprocessingDrawing" xmlns:wp="http://schemas.openxmlformats.org/drawingml/2006/wordprocessingDrawing" xmlns:w10="urn:schemas-microsoft-com:office:word" xmlns:w="http://schemas.openxmlformats.org/wordprocessingml/2006/main" xmlns:w14="http://schemas.microsoft.com/office/word/2010/wordml" xmlns:w15="http://schemas.microsoft.com/office/word/2012/wordml" xmlns:w16se="http://schemas.microsoft.com/office/word/2015/wordml/symex" xmlns:wpg="http://schemas.microsoft.com/office/word/2010/wordprocessingGroup" xmlns:wpi="http://schemas.microsoft.com/office/word/2010/wordprocessingInk" xmlns:wne="http://schemas.microsoft.com/office/word/2006/wordml" xmlns:wps="http://schemas.microsoft.com/office/word/2010/wordprocessingShape" mc:Ignorable="w14 w15 w16se wp14">
+<w:endnotes xmlns:wpc="http://schemas.microsoft.com/office/word/2010/wordprocessingCanvas" xmlns:cx="http://schemas.microsoft.com/office/drawing/2014/chartex" xmlns:cx1="http://schemas.microsoft.com/office/drawing/2015/9/8/chartex" xmlns:cx2="http://schemas.microsoft.com/office/drawing/2015/10/21/chartex" xmlns:cx3="http://schemas.microsoft.com/office/drawing/2016/5/9/chartex" xmlns:cx4="http://schemas.microsoft.com/office/drawing/2016/5/10/chartex" xmlns:cx5="http://schemas.microsoft.com/office/drawing/2016/5/11/chartex" xmlns:cx6="http://schemas.microsoft.com/office/drawing/2016/5/12/chartex" xmlns:cx7="http://schemas.microsoft.com/office/drawing/2016/5/13/chartex" xmlns:cx8="http://schemas.microsoft.com/office/drawing/2016/5/14/chartex" xmlns:mc="http://schemas.openxmlformats.org/markup-compatibility/2006" xmlns:aink="http://schemas.microsoft.com/office/drawing/2016/ink" xmlns:am3d="http://schemas.microsoft.com/office/drawing/2017/model3d" xmlns:o="urn:schemas-microsoft-com:office:office" xmlns:oel="http://schemas.microsoft.com/office/2019/extlst" xmlns:r="http://schemas.openxmlformats.org/officeDocument/2006/relationships" xmlns:m="http://schemas.openxmlformats.org/officeDocument/2006/math" xmlns:v="urn:schemas-microsoft-com:vml" xmlns:wp14="http://schemas.microsoft.com/office/word/2010/wordprocessingDrawing" xmlns:wp="http://schemas.openxmlformats.org/drawingml/2006/wordprocessingDrawing" xmlns:w10="urn:schemas-microsoft-com:office:word" xmlns:w="http://schemas.openxmlformats.org/wordprocessingml/2006/main" xmlns:w14="http://schemas.microsoft.com/office/word/2010/wordml" xmlns:w15="http://schemas.microsoft.com/office/word/2012/wordml" xmlns:w16cex="http://schemas.microsoft.com/office/word/2018/wordml/cex" xmlns:w16cid="http://schemas.microsoft.com/office/word/2016/wordml/cid" xmlns:w16="http://schemas.microsoft.com/office/word/2018/wordml" xmlns:w16du="http://schemas.microsoft.com/office/word/2023/wordml/word16du" xmlns:w16sdtdh="http://schemas.microsoft.com/office/word/2020/wordml/sdtdatahash" xmlns:w16sdtfl="http://schemas.microsoft.com/office/word/2024/wordml/sdtformatlock" xmlns:w16se="http://schemas.microsoft.com/office/word/2015/wordml/symex" xmlns:wpg="http://schemas.microsoft.com/office/word/2010/wordprocessingGroup" xmlns:wpi="http://schemas.microsoft.com/office/word/2010/wordprocessingInk" xmlns:wne="http://schemas.microsoft.com/office/word/2006/wordml" xmlns:wps="http://schemas.microsoft.com/office/word/2010/wordprocessingShape" mc:Ignorable="w14 w15 w16se w16cid w16 w16cex w16sdtdh w16sdtfl w16du wp14">
   <w:endnote w:type="separator" w:id="-1">
     <w:p>
       <w:pPr>
@@ -6267,7 +7081,7 @@
 </file>
 
 <file path=word/footer1.xml><?xml version="1.0" encoding="utf-8"?>
-<w:ftr xmlns:wpc="http://schemas.microsoft.com/office/word/2010/wordprocessingCanvas" xmlns:cx="http://schemas.microsoft.com/office/drawing/2014/chartex" xmlns:mc="http://schemas.openxmlformats.org/markup-compatibility/2006" xmlns:o="urn:schemas-microsoft-com:office:office" xmlns:r="http://schemas.openxmlformats.org/officeDocument/2006/relationships" xmlns:m="http://schemas.openxmlformats.org/officeDocument/2006/math" xmlns:v="urn:schemas-microsoft-com:vml" xmlns:wp14="http://schemas.microsoft.com/office/word/2010/wordprocessingDrawing" xmlns:wp="http://schemas.openxmlformats.org/drawingml/2006/wordprocessingDrawing" xmlns:w10="urn:schemas-microsoft-com:office:word" xmlns:w="http://schemas.openxmlformats.org/wordprocessingml/2006/main" xmlns:w14="http://schemas.microsoft.com/office/word/2010/wordml" xmlns:w15="http://schemas.microsoft.com/office/word/2012/wordml" xmlns:w16se="http://schemas.microsoft.com/office/word/2015/wordml/symex" xmlns:wpg="http://schemas.microsoft.com/office/word/2010/wordprocessingGroup" xmlns:wpi="http://schemas.microsoft.com/office/word/2010/wordprocessingInk" xmlns:wne="http://schemas.microsoft.com/office/word/2006/wordml" xmlns:wps="http://schemas.microsoft.com/office/word/2010/wordprocessingShape" mc:Ignorable="w14 w15 w16se wp14">
+<w:ftr xmlns:wpc="http://schemas.microsoft.com/office/word/2010/wordprocessingCanvas" xmlns:cx="http://schemas.microsoft.com/office/drawing/2014/chartex" xmlns:cx1="http://schemas.microsoft.com/office/drawing/2015/9/8/chartex" xmlns:cx2="http://schemas.microsoft.com/office/drawing/2015/10/21/chartex" xmlns:cx3="http://schemas.microsoft.com/office/drawing/2016/5/9/chartex" xmlns:cx4="http://schemas.microsoft.com/office/drawing/2016/5/10/chartex" xmlns:cx5="http://schemas.microsoft.com/office/drawing/2016/5/11/chartex" xmlns:cx6="http://schemas.microsoft.com/office/drawing/2016/5/12/chartex" xmlns:cx7="http://schemas.microsoft.com/office/drawing/2016/5/13/chartex" xmlns:cx8="http://schemas.microsoft.com/office/drawing/2016/5/14/chartex" xmlns:mc="http://schemas.openxmlformats.org/markup-compatibility/2006" xmlns:aink="http://schemas.microsoft.com/office/drawing/2016/ink" xmlns:am3d="http://schemas.microsoft.com/office/drawing/2017/model3d" xmlns:o="urn:schemas-microsoft-com:office:office" xmlns:oel="http://schemas.microsoft.com/office/2019/extlst" xmlns:r="http://schemas.openxmlformats.org/officeDocument/2006/relationships" xmlns:m="http://schemas.openxmlformats.org/officeDocument/2006/math" xmlns:v="urn:schemas-microsoft-com:vml" xmlns:wp14="http://schemas.microsoft.com/office/word/2010/wordprocessingDrawing" xmlns:wp="http://schemas.openxmlformats.org/drawingml/2006/wordprocessingDrawing" xmlns:w10="urn:schemas-microsoft-com:office:word" xmlns:w="http://schemas.openxmlformats.org/wordprocessingml/2006/main" xmlns:w14="http://schemas.microsoft.com/office/word/2010/wordml" xmlns:w15="http://schemas.microsoft.com/office/word/2012/wordml" xmlns:w16cex="http://schemas.microsoft.com/office/word/2018/wordml/cex" xmlns:w16cid="http://schemas.microsoft.com/office/word/2016/wordml/cid" xmlns:w16="http://schemas.microsoft.com/office/word/2018/wordml" xmlns:w16du="http://schemas.microsoft.com/office/word/2023/wordml/word16du" xmlns:w16sdtdh="http://schemas.microsoft.com/office/word/2020/wordml/sdtdatahash" xmlns:w16sdtfl="http://schemas.microsoft.com/office/word/2024/wordml/sdtformatlock" xmlns:w16se="http://schemas.microsoft.com/office/word/2015/wordml/symex" xmlns:wpg="http://schemas.microsoft.com/office/word/2010/wordprocessingGroup" xmlns:wpi="http://schemas.microsoft.com/office/word/2010/wordprocessingInk" xmlns:wne="http://schemas.microsoft.com/office/word/2006/wordml" xmlns:wps="http://schemas.microsoft.com/office/word/2010/wordprocessingShape" mc:Ignorable="w14 w15 w16se w16cid w16 w16cex w16sdtdh w16sdtfl w16du wp14">
   <w:p>
     <w:pPr>
       <w:pStyle w:val="Footer"/>
@@ -6282,7 +7096,7 @@
 </file>
 
 <file path=word/footnotes.xml><?xml version="1.0" encoding="utf-8"?>
-<w:footnotes xmlns:wpc="http://schemas.microsoft.com/office/word/2010/wordprocessingCanvas" xmlns:cx="http://schemas.microsoft.com/office/drawing/2014/chartex" xmlns:mc="http://schemas.openxmlformats.org/markup-compatibility/2006" xmlns:o="urn:schemas-microsoft-com:office:office" xmlns:r="http://schemas.openxmlformats.org/officeDocument/2006/relationships" xmlns:m="http://schemas.openxmlformats.org/officeDocument/2006/math" xmlns:v="urn:schemas-microsoft-com:vml" xmlns:wp14="http://schemas.microsoft.com/office/word/2010/wordprocessingDrawing" xmlns:wp="http://schemas.openxmlformats.org/drawingml/2006/wordprocessingDrawing" xmlns:w10="urn:schemas-microsoft-com:office:word" xmlns:w="http://schemas.openxmlformats.org/wordprocessingml/2006/main" xmlns:w14="http://schemas.microsoft.com/office/word/2010/wordml" xmlns:w15="http://schemas.microsoft.com/office/word/2012/wordml" xmlns:w16se="http://schemas.microsoft.com/office/word/2015/wordml/symex" xmlns:wpg="http://schemas.microsoft.com/office/word/2010/wordprocessingGroup" xmlns:wpi="http://schemas.microsoft.com/office/word/2010/wordprocessingInk" xmlns:wne="http://schemas.microsoft.com/office/word/2006/wordml" xmlns:wps="http://schemas.microsoft.com/office/word/2010/wordprocessingShape" mc:Ignorable="w14 w15 w16se wp14">
+<w:footnotes xmlns:wpc="http://schemas.microsoft.com/office/word/2010/wordprocessingCanvas" xmlns:cx="http://schemas.microsoft.com/office/drawing/2014/chartex" xmlns:cx1="http://schemas.microsoft.com/office/drawing/2015/9/8/chartex" xmlns:cx2="http://schemas.microsoft.com/office/drawing/2015/10/21/chartex" xmlns:cx3="http://schemas.microsoft.com/office/drawing/2016/5/9/chartex" xmlns:cx4="http://schemas.microsoft.com/office/drawing/2016/5/10/chartex" xmlns:cx5="http://schemas.microsoft.com/office/drawing/2016/5/11/chartex" xmlns:cx6="http://schemas.microsoft.com/office/drawing/2016/5/12/chartex" xmlns:cx7="http://schemas.microsoft.com/office/drawing/2016/5/13/chartex" xmlns:cx8="http://schemas.microsoft.com/office/drawing/2016/5/14/chartex" xmlns:mc="http://schemas.openxmlformats.org/markup-compatibility/2006" xmlns:aink="http://schemas.microsoft.com/office/drawing/2016/ink" xmlns:am3d="http://schemas.microsoft.com/office/drawing/2017/model3d" xmlns:o="urn:schemas-microsoft-com:office:office" xmlns:oel="http://schemas.microsoft.com/office/2019/extlst" xmlns:r="http://schemas.openxmlformats.org/officeDocument/2006/relationships" xmlns:m="http://schemas.openxmlformats.org/officeDocument/2006/math" xmlns:v="urn:schemas-microsoft-com:vml" xmlns:wp14="http://schemas.microsoft.com/office/word/2010/wordprocessingDrawing" xmlns:wp="http://schemas.openxmlformats.org/drawingml/2006/wordprocessingDrawing" xmlns:w10="urn:schemas-microsoft-com:office:word" xmlns:w="http://schemas.openxmlformats.org/wordprocessingml/2006/main" xmlns:w14="http://schemas.microsoft.com/office/word/2010/wordml" xmlns:w15="http://schemas.microsoft.com/office/word/2012/wordml" xmlns:w16cex="http://schemas.microsoft.com/office/word/2018/wordml/cex" xmlns:w16cid="http://schemas.microsoft.com/office/word/2016/wordml/cid" xmlns:w16="http://schemas.microsoft.com/office/word/2018/wordml" xmlns:w16du="http://schemas.microsoft.com/office/word/2023/wordml/word16du" xmlns:w16sdtdh="http://schemas.microsoft.com/office/word/2020/wordml/sdtdatahash" xmlns:w16sdtfl="http://schemas.microsoft.com/office/word/2024/wordml/sdtformatlock" xmlns:w16se="http://schemas.microsoft.com/office/word/2015/wordml/symex" xmlns:wpg="http://schemas.microsoft.com/office/word/2010/wordprocessingGroup" xmlns:wpi="http://schemas.microsoft.com/office/word/2010/wordprocessingInk" xmlns:wne="http://schemas.microsoft.com/office/word/2006/wordml" xmlns:wps="http://schemas.microsoft.com/office/word/2010/wordprocessingShape" mc:Ignorable="w14 w15 w16se w16cid w16 w16cex w16sdtdh w16sdtfl w16du wp14">
   <w:footnote w:type="separator" w:id="-1">
     <w:p>
       <w:pPr>
@@ -6307,7 +7121,7 @@
 </file>
 
 <file path=word/styles.xml><?xml version="1.0" encoding="utf-8"?>
-<w:styles xmlns:mc="http://schemas.openxmlformats.org/markup-compatibility/2006" xmlns:r="http://schemas.openxmlformats.org/officeDocument/2006/relationships" xmlns:w="http://schemas.openxmlformats.org/wordprocessingml/2006/main" xmlns:w14="http://schemas.microsoft.com/office/word/2010/wordml" xmlns:w15="http://schemas.microsoft.com/office/word/2012/wordml" xmlns:w16se="http://schemas.microsoft.com/office/word/2015/wordml/symex" mc:Ignorable="w14 w15 w16se">
+<w:styles xmlns:mc="http://schemas.openxmlformats.org/markup-compatibility/2006" xmlns:r="http://schemas.openxmlformats.org/officeDocument/2006/relationships" xmlns:w="http://schemas.openxmlformats.org/wordprocessingml/2006/main" xmlns:w14="http://schemas.microsoft.com/office/word/2010/wordml" xmlns:w15="http://schemas.microsoft.com/office/word/2012/wordml" xmlns:w16cex="http://schemas.microsoft.com/office/word/2018/wordml/cex" xmlns:w16cid="http://schemas.microsoft.com/office/word/2016/wordml/cid" xmlns:w16="http://schemas.microsoft.com/office/word/2018/wordml" xmlns:w16du="http://schemas.microsoft.com/office/word/2023/wordml/word16du" xmlns:w16sdtdh="http://schemas.microsoft.com/office/word/2020/wordml/sdtdatahash" xmlns:w16sdtfl="http://schemas.microsoft.com/office/word/2024/wordml/sdtformatlock" xmlns:w16se="http://schemas.microsoft.com/office/word/2015/wordml/symex" mc:Ignorable="w14 w15 w16se w16cid w16 w16cex w16sdtdh w16sdtfl w16du">
   <w:docDefaults>
     <w:rPrDefault>
       <w:rPr>
@@ -6323,7 +7137,7 @@
       </w:pPr>
     </w:pPrDefault>
   </w:docDefaults>
-  <w:latentStyles w:defLockedState="0" w:defUIPriority="99" w:defSemiHidden="0" w:defUnhideWhenUsed="0" w:defQFormat="0" w:count="371">
+  <w:latentStyles w:defLockedState="0" w:defUIPriority="99" w:defSemiHidden="0" w:defUnhideWhenUsed="0" w:defQFormat="0" w:count="376">
     <w:lsdException w:name="Normal" w:uiPriority="0" w:qFormat="1"/>
     <w:lsdException w:name="heading 1" w:uiPriority="9" w:qFormat="1"/>
     <w:lsdException w:name="heading 2" w:semiHidden="1" w:uiPriority="9" w:unhideWhenUsed="1" w:qFormat="1"/>
@@ -6695,6 +7509,11 @@
     <w:lsdException w:name="List Table 5 Dark Accent 6" w:uiPriority="50"/>
     <w:lsdException w:name="List Table 6 Colorful Accent 6" w:uiPriority="51"/>
     <w:lsdException w:name="List Table 7 Colorful Accent 6" w:uiPriority="52"/>
+    <w:lsdException w:name="Mention" w:semiHidden="1" w:unhideWhenUsed="1"/>
+    <w:lsdException w:name="Smart Hyperlink" w:semiHidden="1" w:unhideWhenUsed="1"/>
+    <w:lsdException w:name="Hashtag" w:semiHidden="1" w:unhideWhenUsed="1"/>
+    <w:lsdException w:name="Unresolved Mention" w:semiHidden="1" w:unhideWhenUsed="1"/>
+    <w:lsdException w:name="Smart Link" w:semiHidden="1" w:unhideWhenUsed="1"/>
   </w:latentStyles>
   <w:style w:type="paragraph" w:default="1" w:styleId="Normal">
     <w:name w:val="Normal"/>
